--- a/docs/report/技术报告-低功耗离线全国矢量地图导航自行车码表.docx
+++ b/docs/report/技术报告-低功耗离线全国矢量地图导航自行车码表.docx
@@ -14,822 +14,9 @@
           <w:b w:val="true"/>
           <w:sz w:val="52"/>
         </w:rPr>
-        <w:t>2026 首届 openvela AI 硬件开发者大赛 · 作品提交模板</w:t>
-      </w:r>
-    </w:p>
-    <w:p>
-      <w:pPr>
-        <w:pStyle w:val="2"/>
-        <w:spacing w:before="320" w:after="120" w:line="288" w:lineRule="auto"/>
-        <w:ind w:left="0"/>
-        <w:jc w:val="left"/>
-        <w:outlineLvl w:val="1"/>
-      </w:pPr>
-      <w:bookmarkStart w:name="heading_0" w:id="0"/>
-      <w:r>
-        <w:rPr>
-          <w:rFonts w:eastAsia="等线" w:ascii="Arial" w:cs="Arial" w:hAnsi="Arial"/>
-          <w:b w:val="true"/>
-          <w:sz w:val="32"/>
-        </w:rPr>
-        <w:t>一、需提交材料清单</w:t>
-      </w:r>
-      <w:bookmarkEnd w:id="0"/>
-    </w:p>
-    <w:tbl>
-      <w:tblPr>
-        <w:tblW w:w="0" w:type="auto"/>
-        <w:tblInd w:w="0" w:type="dxa"/>
-        <w:tblBorders>
-          <w:top w:val="single" w:color="dee0e3"/>
-          <w:left w:val="single" w:color="dee0e3"/>
-          <w:bottom w:val="single" w:color="dee0e3"/>
-          <w:right w:val="single" w:color="dee0e3"/>
-          <w:insideH w:val="single" w:color="dee0e3"/>
-          <w:insideV w:val="single" w:color="dee0e3"/>
-        </w:tblBorders>
-        <w:tblLayout w:type="fixed"/>
-      </w:tblPr>
-      <w:tblGrid>
-        <w:gridCol w:w="870"/>
-        <w:gridCol w:w="1050"/>
-        <w:gridCol w:w="3165"/>
-        <w:gridCol w:w="3180"/>
-      </w:tblGrid>
-      <w:tr>
-        <w:tc>
-          <w:tcPr>
-            <w:tcW w:w="870" w:type="dxa"/>
-            <w:tcMar>
-              <w:top w:type="dxa" w:w="60"/>
-              <w:left w:type="dxa" w:w="120"/>
-              <w:bottom w:type="dxa" w:w="30"/>
-              <w:right w:type="dxa" w:w="120"/>
-            </w:tcMar>
-          </w:tcPr>
-          <w:p>
-            <w:pPr>
-              <w:spacing w:before="120" w:after="120" w:line="288" w:lineRule="auto"/>
-              <w:ind w:left="0"/>
-              <w:jc w:val="left"/>
-            </w:pPr>
-            <w:r>
-              <w:rPr>
-                <w:rFonts w:eastAsia="等线" w:ascii="Arial" w:cs="Arial" w:hAnsi="Arial"/>
-                <w:sz w:val="22"/>
-              </w:rPr>
-              <w:t>序号</w:t>
-            </w:r>
-          </w:p>
-        </w:tc>
-        <w:tc>
-          <w:tcPr>
-            <w:tcW w:w="1050" w:type="dxa"/>
-            <w:tcMar>
-              <w:top w:type="dxa" w:w="60"/>
-              <w:left w:type="dxa" w:w="120"/>
-              <w:bottom w:type="dxa" w:w="30"/>
-              <w:right w:type="dxa" w:w="120"/>
-            </w:tcMar>
-          </w:tcPr>
-          <w:p>
-            <w:pPr>
-              <w:spacing w:before="120" w:after="120" w:line="288" w:lineRule="auto"/>
-              <w:ind w:left="0"/>
-              <w:jc w:val="left"/>
-            </w:pPr>
-            <w:r>
-              <w:rPr>
-                <w:rFonts w:eastAsia="等线" w:ascii="Arial" w:cs="Arial" w:hAnsi="Arial"/>
-                <w:sz w:val="22"/>
-              </w:rPr>
-              <w:t>材料</w:t>
-            </w:r>
-          </w:p>
-        </w:tc>
-        <w:tc>
-          <w:tcPr>
-            <w:tcW w:w="3165" w:type="dxa"/>
-            <w:tcMar>
-              <w:top w:type="dxa" w:w="60"/>
-              <w:left w:type="dxa" w:w="120"/>
-              <w:bottom w:type="dxa" w:w="30"/>
-              <w:right w:type="dxa" w:w="120"/>
-            </w:tcMar>
-          </w:tcPr>
-          <w:p>
-            <w:pPr>
-              <w:spacing w:before="120" w:after="120" w:line="288" w:lineRule="auto"/>
-              <w:ind w:left="0"/>
-              <w:jc w:val="left"/>
-            </w:pPr>
-            <w:r>
-              <w:rPr>
-                <w:rFonts w:eastAsia="等线" w:ascii="Arial" w:cs="Arial" w:hAnsi="Arial"/>
-                <w:sz w:val="22"/>
-              </w:rPr>
-              <w:t>格式 / 说明</w:t>
-            </w:r>
-          </w:p>
-        </w:tc>
-        <w:tc>
-          <w:tcPr>
-            <w:tcW w:w="3180" w:type="dxa"/>
-            <w:tcMar>
-              <w:top w:type="dxa" w:w="60"/>
-              <w:left w:type="dxa" w:w="120"/>
-              <w:bottom w:type="dxa" w:w="30"/>
-              <w:right w:type="dxa" w:w="120"/>
-            </w:tcMar>
-          </w:tcPr>
-          <w:p>
-            <w:pPr>
-              <w:spacing w:before="120" w:after="120" w:line="288" w:lineRule="auto"/>
-              <w:ind w:left="0"/>
-              <w:jc w:val="left"/>
-            </w:pPr>
-            <w:r>
-              <w:rPr>
-                <w:rFonts w:eastAsia="等线" w:ascii="Arial" w:cs="Arial" w:hAnsi="Arial"/>
-                <w:sz w:val="22"/>
-              </w:rPr>
-              <w:t>提交要求</w:t>
-            </w:r>
-          </w:p>
-        </w:tc>
-      </w:tr>
-      <w:tr>
-        <w:tc>
-          <w:tcPr>
-            <w:tcW w:w="870" w:type="dxa"/>
-            <w:tcMar>
-              <w:top w:type="dxa" w:w="60"/>
-              <w:left w:type="dxa" w:w="120"/>
-              <w:bottom w:type="dxa" w:w="30"/>
-              <w:right w:type="dxa" w:w="120"/>
-            </w:tcMar>
-          </w:tcPr>
-          <w:p>
-            <w:pPr>
-              <w:spacing w:before="120" w:after="120" w:line="288" w:lineRule="auto"/>
-              <w:ind w:left="0"/>
-              <w:jc w:val="left"/>
-            </w:pPr>
-            <w:r>
-              <w:rPr>
-                <w:rFonts w:eastAsia="等线" w:ascii="Arial" w:cs="Arial" w:hAnsi="Arial"/>
-                <w:sz w:val="22"/>
-              </w:rPr>
-              <w:t>1</w:t>
-            </w:r>
-          </w:p>
-        </w:tc>
-        <w:tc>
-          <w:tcPr>
-            <w:tcW w:w="1050" w:type="dxa"/>
-            <w:tcMar>
-              <w:top w:type="dxa" w:w="60"/>
-              <w:left w:type="dxa" w:w="120"/>
-              <w:bottom w:type="dxa" w:w="30"/>
-              <w:right w:type="dxa" w:w="120"/>
-            </w:tcMar>
-          </w:tcPr>
-          <w:p>
-            <w:pPr>
-              <w:spacing w:before="120" w:after="120" w:line="288" w:lineRule="auto"/>
-              <w:ind w:left="0"/>
-              <w:jc w:val="left"/>
-            </w:pPr>
-            <w:r>
-              <w:rPr>
-                <w:rFonts w:eastAsia="等线" w:ascii="Arial" w:cs="Arial" w:hAnsi="Arial"/>
-                <w:b w:val="true"/>
-                <w:sz w:val="22"/>
-              </w:rPr>
-              <w:t>技术报告</w:t>
-            </w:r>
-          </w:p>
-        </w:tc>
-        <w:tc>
-          <w:tcPr>
-            <w:tcW w:w="3165" w:type="dxa"/>
-            <w:tcMar>
-              <w:top w:type="dxa" w:w="60"/>
-              <w:left w:type="dxa" w:w="120"/>
-              <w:bottom w:type="dxa" w:w="30"/>
-              <w:right w:type="dxa" w:w="120"/>
-            </w:tcMar>
-          </w:tcPr>
-          <w:p>
-            <w:pPr>
-              <w:spacing w:before="120" w:after="120" w:line="288" w:lineRule="auto"/>
-              <w:ind w:left="0"/>
-              <w:jc w:val="left"/>
-            </w:pPr>
-            <w:r>
-              <w:rPr>
-                <w:rFonts w:eastAsia="等线" w:ascii="Arial" w:cs="Arial" w:hAnsi="Arial"/>
-                <w:sz w:val="22"/>
-              </w:rPr>
-              <w:t>.pdf / .docx，按第二节模板撰写</w:t>
-            </w:r>
-          </w:p>
-        </w:tc>
-        <w:tc>
-          <w:tcPr>
-            <w:tcW w:w="3180" w:type="dxa"/>
-            <w:tcMar>
-              <w:top w:type="dxa" w:w="60"/>
-              <w:left w:type="dxa" w:w="120"/>
-              <w:bottom w:type="dxa" w:w="30"/>
-              <w:right w:type="dxa" w:w="120"/>
-            </w:tcMar>
-          </w:tcPr>
-          <w:p>
-            <w:pPr>
-              <w:spacing w:before="120" w:after="120" w:line="288" w:lineRule="auto"/>
-              <w:ind w:left="0"/>
-              <w:jc w:val="left"/>
-            </w:pPr>
-            <w:r>
-              <w:rPr>
-                <w:rFonts w:eastAsia="等线" w:ascii="Arial" w:cs="Arial" w:hAnsi="Arial"/>
-                <w:sz w:val="22"/>
-              </w:rPr>
-              <w:t>必交</w:t>
-            </w:r>
-          </w:p>
-        </w:tc>
-      </w:tr>
-      <w:tr>
-        <w:tc>
-          <w:tcPr>
-            <w:tcW w:w="870" w:type="dxa"/>
-            <w:tcMar>
-              <w:top w:type="dxa" w:w="60"/>
-              <w:left w:type="dxa" w:w="120"/>
-              <w:bottom w:type="dxa" w:w="30"/>
-              <w:right w:type="dxa" w:w="120"/>
-            </w:tcMar>
-          </w:tcPr>
-          <w:p>
-            <w:pPr>
-              <w:spacing w:before="120" w:after="120" w:line="288" w:lineRule="auto"/>
-              <w:ind w:left="0"/>
-              <w:jc w:val="left"/>
-            </w:pPr>
-            <w:r>
-              <w:rPr>
-                <w:rFonts w:eastAsia="等线" w:ascii="Arial" w:cs="Arial" w:hAnsi="Arial"/>
-                <w:sz w:val="22"/>
-              </w:rPr>
-              <w:t>2</w:t>
-            </w:r>
-          </w:p>
-        </w:tc>
-        <w:tc>
-          <w:tcPr>
-            <w:tcW w:w="1050" w:type="dxa"/>
-            <w:tcMar>
-              <w:top w:type="dxa" w:w="60"/>
-              <w:left w:type="dxa" w:w="120"/>
-              <w:bottom w:type="dxa" w:w="30"/>
-              <w:right w:type="dxa" w:w="120"/>
-            </w:tcMar>
-          </w:tcPr>
-          <w:p>
-            <w:pPr>
-              <w:spacing w:before="120" w:after="120" w:line="288" w:lineRule="auto"/>
-              <w:ind w:left="0"/>
-              <w:jc w:val="left"/>
-            </w:pPr>
-            <w:r>
-              <w:rPr>
-                <w:rFonts w:eastAsia="等线" w:ascii="Arial" w:cs="Arial" w:hAnsi="Arial"/>
-                <w:b w:val="true"/>
-                <w:sz w:val="22"/>
-              </w:rPr>
-              <w:t>演示视频</w:t>
-            </w:r>
-          </w:p>
-        </w:tc>
-        <w:tc>
-          <w:tcPr>
-            <w:tcW w:w="3165" w:type="dxa"/>
-            <w:tcMar>
-              <w:top w:type="dxa" w:w="60"/>
-              <w:left w:type="dxa" w:w="120"/>
-              <w:bottom w:type="dxa" w:w="30"/>
-              <w:right w:type="dxa" w:w="120"/>
-            </w:tcMar>
-          </w:tcPr>
-          <w:p>
-            <w:pPr>
-              <w:spacing w:before="120" w:after="120" w:line="288" w:lineRule="auto"/>
-              <w:ind w:left="0"/>
-              <w:jc w:val="left"/>
-            </w:pPr>
-            <w:r>
-              <w:rPr>
-                <w:rFonts w:eastAsia="等线" w:ascii="Arial" w:cs="Arial" w:hAnsi="Arial"/>
-                <w:sz w:val="22"/>
-              </w:rPr>
-              <w:t>≤5 分钟，mp4/mov 等；须含功能演示、交互操作、AI 能力展示</w:t>
-            </w:r>
-          </w:p>
-        </w:tc>
-        <w:tc>
-          <w:tcPr>
-            <w:tcW w:w="3180" w:type="dxa"/>
-            <w:tcMar>
-              <w:top w:type="dxa" w:w="60"/>
-              <w:left w:type="dxa" w:w="120"/>
-              <w:bottom w:type="dxa" w:w="30"/>
-              <w:right w:type="dxa" w:w="120"/>
-            </w:tcMar>
-          </w:tcPr>
-          <w:p>
-            <w:pPr>
-              <w:spacing w:before="120" w:after="120" w:line="288" w:lineRule="auto"/>
-              <w:ind w:left="0"/>
-              <w:jc w:val="left"/>
-            </w:pPr>
-            <w:r>
-              <w:rPr>
-                <w:rFonts w:eastAsia="等线" w:ascii="Arial" w:cs="Arial" w:hAnsi="Arial"/>
-                <w:sz w:val="22"/>
-              </w:rPr>
-              <w:t>必交</w:t>
-            </w:r>
-          </w:p>
-        </w:tc>
-      </w:tr>
-      <w:tr>
-        <w:tc>
-          <w:tcPr>
-            <w:tcW w:w="870" w:type="dxa"/>
-            <w:tcMar>
-              <w:top w:type="dxa" w:w="60"/>
-              <w:left w:type="dxa" w:w="120"/>
-              <w:bottom w:type="dxa" w:w="30"/>
-              <w:right w:type="dxa" w:w="120"/>
-            </w:tcMar>
-          </w:tcPr>
-          <w:p>
-            <w:pPr>
-              <w:spacing w:before="120" w:after="120" w:line="288" w:lineRule="auto"/>
-              <w:ind w:left="0"/>
-              <w:jc w:val="left"/>
-            </w:pPr>
-            <w:r>
-              <w:rPr>
-                <w:rFonts w:eastAsia="等线" w:ascii="Arial" w:cs="Arial" w:hAnsi="Arial"/>
-                <w:sz w:val="22"/>
-              </w:rPr>
-              <w:t>3</w:t>
-            </w:r>
-          </w:p>
-        </w:tc>
-        <w:tc>
-          <w:tcPr>
-            <w:tcW w:w="1050" w:type="dxa"/>
-            <w:tcMar>
-              <w:top w:type="dxa" w:w="60"/>
-              <w:left w:type="dxa" w:w="120"/>
-              <w:bottom w:type="dxa" w:w="30"/>
-              <w:right w:type="dxa" w:w="120"/>
-            </w:tcMar>
-          </w:tcPr>
-          <w:p>
-            <w:pPr>
-              <w:spacing w:before="120" w:after="120" w:line="288" w:lineRule="auto"/>
-              <w:ind w:left="0"/>
-              <w:jc w:val="left"/>
-            </w:pPr>
-            <w:r>
-              <w:rPr>
-                <w:rFonts w:eastAsia="等线" w:ascii="Arial" w:cs="Arial" w:hAnsi="Arial"/>
-                <w:sz w:val="22"/>
-              </w:rPr>
-              <w:t>作品展示照片</w:t>
-            </w:r>
-          </w:p>
-        </w:tc>
-        <w:tc>
-          <w:tcPr>
-            <w:tcW w:w="3165" w:type="dxa"/>
-            <w:tcMar>
-              <w:top w:type="dxa" w:w="60"/>
-              <w:left w:type="dxa" w:w="120"/>
-              <w:bottom w:type="dxa" w:w="30"/>
-              <w:right w:type="dxa" w:w="120"/>
-            </w:tcMar>
-          </w:tcPr>
-          <w:p>
-            <w:pPr>
-              <w:spacing w:before="120" w:after="120" w:line="288" w:lineRule="auto"/>
-              <w:ind w:left="0"/>
-              <w:jc w:val="left"/>
-            </w:pPr>
-            <w:r>
-              <w:rPr>
-                <w:rFonts w:eastAsia="等线" w:ascii="Arial" w:cs="Arial" w:hAnsi="Arial"/>
-                <w:sz w:val="22"/>
-              </w:rPr>
-              <w:t>硬件实物多角度照片（前视图 / 后视图 / 侧视图 / 俯视图等）</w:t>
-            </w:r>
-          </w:p>
-        </w:tc>
-        <w:tc>
-          <w:tcPr>
-            <w:tcW w:w="3180" w:type="dxa"/>
-            <w:tcMar>
-              <w:top w:type="dxa" w:w="60"/>
-              <w:left w:type="dxa" w:w="120"/>
-              <w:bottom w:type="dxa" w:w="30"/>
-              <w:right w:type="dxa" w:w="120"/>
-            </w:tcMar>
-          </w:tcPr>
-          <w:p>
-            <w:pPr>
-              <w:spacing w:before="120" w:after="120" w:line="288" w:lineRule="auto"/>
-              <w:ind w:left="0"/>
-              <w:jc w:val="left"/>
-            </w:pPr>
-            <w:r>
-              <w:rPr>
-                <w:rFonts w:eastAsia="等线" w:ascii="Arial" w:cs="Arial" w:hAnsi="Arial"/>
-                <w:sz w:val="22"/>
-              </w:rPr>
-              <w:t>可选（涉及硬件实物则需提交）</w:t>
-            </w:r>
-          </w:p>
-        </w:tc>
-      </w:tr>
-      <w:tr>
-        <w:tc>
-          <w:tcPr>
-            <w:tcW w:w="870" w:type="dxa"/>
-            <w:tcMar>
-              <w:top w:type="dxa" w:w="60"/>
-              <w:left w:type="dxa" w:w="120"/>
-              <w:bottom w:type="dxa" w:w="30"/>
-              <w:right w:type="dxa" w:w="120"/>
-            </w:tcMar>
-          </w:tcPr>
-          <w:p>
-            <w:pPr>
-              <w:spacing w:before="120" w:after="120" w:line="288" w:lineRule="auto"/>
-              <w:ind w:left="0"/>
-              <w:jc w:val="left"/>
-            </w:pPr>
-            <w:r>
-              <w:rPr>
-                <w:rFonts w:eastAsia="等线" w:ascii="Arial" w:cs="Arial" w:hAnsi="Arial"/>
-                <w:sz w:val="22"/>
-              </w:rPr>
-              <w:t>4</w:t>
-            </w:r>
-          </w:p>
-        </w:tc>
-        <w:tc>
-          <w:tcPr>
-            <w:tcW w:w="1050" w:type="dxa"/>
-            <w:tcMar>
-              <w:top w:type="dxa" w:w="60"/>
-              <w:left w:type="dxa" w:w="120"/>
-              <w:bottom w:type="dxa" w:w="30"/>
-              <w:right w:type="dxa" w:w="120"/>
-            </w:tcMar>
-          </w:tcPr>
-          <w:p>
-            <w:pPr>
-              <w:spacing w:before="120" w:after="120" w:line="288" w:lineRule="auto"/>
-              <w:ind w:left="0"/>
-              <w:jc w:val="left"/>
-            </w:pPr>
-            <w:r>
-              <w:rPr>
-                <w:rFonts w:eastAsia="等线" w:ascii="Arial" w:cs="Arial" w:hAnsi="Arial"/>
-                <w:sz w:val="22"/>
-              </w:rPr>
-              <w:t>海报</w:t>
-            </w:r>
-          </w:p>
-        </w:tc>
-        <w:tc>
-          <w:tcPr>
-            <w:tcW w:w="3165" w:type="dxa"/>
-            <w:tcMar>
-              <w:top w:type="dxa" w:w="60"/>
-              <w:left w:type="dxa" w:w="120"/>
-              <w:bottom w:type="dxa" w:w="30"/>
-              <w:right w:type="dxa" w:w="120"/>
-            </w:tcMar>
-          </w:tcPr>
-          <w:p>
-            <w:pPr>
-              <w:spacing w:before="120" w:after="120" w:line="288" w:lineRule="auto"/>
-              <w:ind w:left="0"/>
-              <w:jc w:val="left"/>
-            </w:pPr>
-            <w:r>
-              <w:rPr>
-                <w:rFonts w:eastAsia="等线" w:ascii="Arial" w:cs="Arial" w:hAnsi="Arial"/>
-                <w:sz w:val="22"/>
-              </w:rPr>
-              <w:t>.pdf / .jpg 或 .pptx，一图讲清作品（用于线下展示）</w:t>
-            </w:r>
-          </w:p>
-        </w:tc>
-        <w:tc>
-          <w:tcPr>
-            <w:tcW w:w="3180" w:type="dxa"/>
-            <w:tcMar>
-              <w:top w:type="dxa" w:w="60"/>
-              <w:left w:type="dxa" w:w="120"/>
-              <w:bottom w:type="dxa" w:w="30"/>
-              <w:right w:type="dxa" w:w="120"/>
-            </w:tcMar>
-          </w:tcPr>
-          <w:p>
-            <w:pPr>
-              <w:spacing w:before="120" w:after="120" w:line="288" w:lineRule="auto"/>
-              <w:ind w:left="0"/>
-              <w:jc w:val="left"/>
-            </w:pPr>
-            <w:r>
-              <w:rPr>
-                <w:rFonts w:eastAsia="等线" w:ascii="Arial" w:cs="Arial" w:hAnsi="Arial"/>
-                <w:sz w:val="22"/>
-              </w:rPr>
-              <w:t>可选（入围决赛 / 线下展示则需提交）</w:t>
-            </w:r>
-          </w:p>
-        </w:tc>
-      </w:tr>
-      <w:tr>
-        <w:tc>
-          <w:tcPr>
-            <w:tcW w:w="870" w:type="dxa"/>
-            <w:tcMar>
-              <w:top w:type="dxa" w:w="60"/>
-              <w:left w:type="dxa" w:w="120"/>
-              <w:bottom w:type="dxa" w:w="30"/>
-              <w:right w:type="dxa" w:w="120"/>
-            </w:tcMar>
-          </w:tcPr>
-          <w:p>
-            <w:pPr>
-              <w:spacing w:before="120" w:after="120" w:line="288" w:lineRule="auto"/>
-              <w:ind w:left="0"/>
-              <w:jc w:val="left"/>
-            </w:pPr>
-            <w:r>
-              <w:rPr>
-                <w:rFonts w:eastAsia="等线" w:ascii="Arial" w:cs="Arial" w:hAnsi="Arial"/>
-                <w:sz w:val="22"/>
-              </w:rPr>
-              <w:t>5</w:t>
-            </w:r>
-          </w:p>
-        </w:tc>
-        <w:tc>
-          <w:tcPr>
-            <w:tcW w:w="1050" w:type="dxa"/>
-            <w:tcMar>
-              <w:top w:type="dxa" w:w="60"/>
-              <w:left w:type="dxa" w:w="120"/>
-              <w:bottom w:type="dxa" w:w="30"/>
-              <w:right w:type="dxa" w:w="120"/>
-            </w:tcMar>
-          </w:tcPr>
-          <w:p>
-            <w:pPr>
-              <w:spacing w:before="120" w:after="120" w:line="288" w:lineRule="auto"/>
-              <w:ind w:left="0"/>
-              <w:jc w:val="left"/>
-            </w:pPr>
-            <w:r>
-              <w:rPr>
-                <w:rFonts w:eastAsia="等线" w:ascii="Arial" w:cs="Arial" w:hAnsi="Arial"/>
-                <w:sz w:val="22"/>
-              </w:rPr>
-              <w:t>答辩 PPT</w:t>
-            </w:r>
-          </w:p>
-        </w:tc>
-        <w:tc>
-          <w:tcPr>
-            <w:tcW w:w="3165" w:type="dxa"/>
-            <w:tcMar>
-              <w:top w:type="dxa" w:w="60"/>
-              <w:left w:type="dxa" w:w="120"/>
-              <w:bottom w:type="dxa" w:w="30"/>
-              <w:right w:type="dxa" w:w="120"/>
-            </w:tcMar>
-          </w:tcPr>
-          <w:p>
-            <w:pPr>
-              <w:spacing w:before="120" w:after="120" w:line="288" w:lineRule="auto"/>
-              <w:ind w:left="0"/>
-              <w:jc w:val="left"/>
-            </w:pPr>
-            <w:r>
-              <w:rPr>
-                <w:rFonts w:eastAsia="等线" w:ascii="Arial" w:cs="Arial" w:hAnsi="Arial"/>
-                <w:sz w:val="22"/>
-              </w:rPr>
-              <w:t>.pptx</w:t>
-            </w:r>
-          </w:p>
-        </w:tc>
-        <w:tc>
-          <w:tcPr>
-            <w:tcW w:w="3180" w:type="dxa"/>
-            <w:tcMar>
-              <w:top w:type="dxa" w:w="60"/>
-              <w:left w:type="dxa" w:w="120"/>
-              <w:bottom w:type="dxa" w:w="30"/>
-              <w:right w:type="dxa" w:w="120"/>
-            </w:tcMar>
-          </w:tcPr>
-          <w:p>
-            <w:pPr>
-              <w:spacing w:before="120" w:after="120" w:line="288" w:lineRule="auto"/>
-              <w:ind w:left="0"/>
-              <w:jc w:val="left"/>
-            </w:pPr>
-            <w:r>
-              <w:rPr>
-                <w:rFonts w:eastAsia="等线" w:ascii="Arial" w:cs="Arial" w:hAnsi="Arial"/>
-                <w:sz w:val="22"/>
-              </w:rPr>
-              <w:t>可选（入围决赛提交）</w:t>
-            </w:r>
-          </w:p>
-        </w:tc>
-      </w:tr>
-    </w:tbl>
-    <w:p>
-      <w:pPr>
-        <w:numPr>
-          <w:numId w:val="1"/>
-        </w:numPr>
-        <w:spacing w:before="120" w:after="120" w:line="288" w:lineRule="auto"/>
-        <w:ind w:left="0"/>
-        <w:jc w:val="left"/>
-      </w:pPr>
-      <w:r>
-        <w:rPr>
-          <w:rFonts w:eastAsia="等线" w:ascii="Arial" w:cs="Arial" w:hAnsi="Arial"/>
-          <w:sz w:val="22"/>
-        </w:rPr>
-        <w:t xml:space="preserve">项目源码与 AI Coding 日志均在赛事分配的专属仓 </w:t>
-      </w:r>
-      <w:r>
-        <w:rPr>
-          <w:rFonts w:eastAsia="Consolas" w:ascii="Consolas" w:cs="Consolas" w:hAnsi="Consolas"/>
-          <w:sz w:val="22"/>
-          <w:shd w:fill="EFF0F1"/>
-        </w:rPr>
-        <w:t>contest2026_&lt;编号&gt;_&lt;队伍名&gt;</w:t>
-      </w:r>
-      <w:r>
-        <w:rPr>
-          <w:rFonts w:eastAsia="等线" w:ascii="Arial" w:cs="Arial" w:hAnsi="Arial"/>
-          <w:sz w:val="22"/>
-        </w:rPr>
-        <w:t xml:space="preserve"> 内，无需放入压缩包；评审将直接 clone 该仓库编译运行验证。</w:t>
-      </w:r>
-    </w:p>
-    <w:p>
-      <w:pPr>
-        <w:numPr>
-          <w:numId w:val="2"/>
-        </w:numPr>
-        <w:spacing w:before="120" w:after="120" w:line="288" w:lineRule="auto"/>
-        <w:ind w:left="0"/>
-        <w:jc w:val="left"/>
-      </w:pPr>
-      <w:r>
-        <w:rPr>
-          <w:rFonts w:eastAsia="等线" w:ascii="Arial" w:cs="Arial" w:hAnsi="Arial"/>
-          <w:b w:val="true"/>
-          <w:sz w:val="22"/>
-        </w:rPr>
-        <w:t>提交方式</w:t>
-      </w:r>
-      <w:r>
-        <w:rPr>
-          <w:rFonts w:eastAsia="等线" w:ascii="Arial" w:cs="Arial" w:hAnsi="Arial"/>
-          <w:sz w:val="22"/>
-        </w:rPr>
-        <w:t xml:space="preserve">：将上表材料打包为一个压缩包，在大赛官网上传。压缩包命名格式为 </w:t>
-      </w:r>
-      <w:r>
-        <w:rPr>
-          <w:rFonts w:eastAsia="Consolas" w:ascii="Consolas" w:cs="Consolas" w:hAnsi="Consolas"/>
-          <w:sz w:val="22"/>
-          <w:shd w:fill="EFF0F1"/>
-        </w:rPr>
-        <w:t>&lt;队伍名称&gt;-&lt;作品名称&gt;-&lt;仓库名称&gt;.zip</w:t>
-      </w:r>
-      <w:r>
-        <w:rPr>
-          <w:rFonts w:eastAsia="等线" w:ascii="Arial" w:cs="Arial" w:hAnsi="Arial"/>
-          <w:sz w:val="22"/>
-        </w:rPr>
-        <w:t>。</w:t>
-        <w:br/>
-      </w:r>
-      <w:r>
-        <w:rPr>
-          <w:rFonts w:eastAsia="等线" w:ascii="Arial" w:cs="Arial" w:hAnsi="Arial"/>
-          <w:sz w:val="22"/>
-        </w:rPr>
-        <w:t>示例：</w:t>
-      </w:r>
-      <w:r>
-        <w:rPr>
-          <w:rFonts w:eastAsia="Consolas" w:ascii="Consolas" w:cs="Consolas" w:hAnsi="Consolas"/>
-          <w:sz w:val="22"/>
-          <w:shd w:fill="EFF0F1"/>
-        </w:rPr>
-        <w:t>不会嵌软-VelaSense-contest2026_042_buhuiqianruan.zip</w:t>
-      </w:r>
-    </w:p>
-    <w:p>
-      <w:pPr>
-        <w:pStyle w:val="2"/>
-        <w:spacing w:before="320" w:after="120" w:line="288" w:lineRule="auto"/>
-        <w:ind w:left="0"/>
-        <w:jc w:val="left"/>
-        <w:outlineLvl w:val="1"/>
-      </w:pPr>
-      <w:bookmarkStart w:name="heading_1" w:id="1"/>
-      <w:r>
-        <w:rPr>
-          <w:rFonts w:eastAsia="等线" w:ascii="Arial" w:cs="Arial" w:hAnsi="Arial"/>
-          <w:b w:val="true"/>
-          <w:sz w:val="32"/>
-        </w:rPr>
-        <w:t>二、技术报告模板</w:t>
-      </w:r>
-      <w:bookmarkEnd w:id="1"/>
-    </w:p>
-    <w:tbl>
-      <w:tblPr>
-        <w:tblW w:w="0" w:type="auto"/>
-        <w:tblInd w:w="0" w:type="dxa"/>
-        <w:tblBorders>
-          <w:top w:val="single"/>
-          <w:left w:val="single"/>
-          <w:bottom w:val="single"/>
-          <w:right w:val="single"/>
-          <w:insideH w:val="single"/>
-          <w:insideV w:val="single"/>
-        </w:tblBorders>
-        <w:tblLayout w:type="fixed"/>
-      </w:tblPr>
-      <w:tblGrid>
-        <w:gridCol w:w="8280"/>
-      </w:tblGrid>
-      <w:tr>
-        <w:tc>
-          <w:tcPr>
-            <w:tcW w:w="8280" w:type="dxa"/>
-            <w:tcBorders>
-              <w:top w:val="nil"/>
-              <w:left w:sz="18" w:val="single" w:color="BBBFC4"/>
-              <w:bottom w:val="nil"/>
-              <w:right w:val="nil"/>
-            </w:tcBorders>
-            <w:tcMar>
-              <w:top w:type="dxa" w:w="60"/>
-              <w:left w:type="dxa" w:w="120"/>
-              <w:bottom w:type="dxa" w:w="30"/>
-              <w:right w:type="dxa" w:w="120"/>
-            </w:tcMar>
-          </w:tcPr>
-          <w:p>
-            <w:pPr>
-              <w:spacing w:before="120" w:after="120" w:line="288" w:lineRule="auto"/>
-              <w:ind w:left="0"/>
-              <w:jc w:val="left"/>
-            </w:pPr>
-            <w:r>
-              <w:rPr>
-                <w:rFonts w:eastAsia="等线" w:ascii="Arial" w:cs="Arial" w:hAnsi="Arial"/>
-                <w:color w:val="646a73"/>
-                <w:sz w:val="22"/>
-              </w:rPr>
-              <w:t>说明：本模板通用于各赛道，非硬件类作品（如纯快应用）可跳过硬件相关小节（如 3.4 的硬件设计与适配、材料清单中的作品展示照片等）。</w:t>
-            </w:r>
-          </w:p>
-        </w:tc>
-      </w:tr>
-    </w:tbl>
+        <w:t xml:space="preserve">低功耗离线全国矢量地图导航自行车码表（Helm One）· 技术报告</w:t>
+      </w:r>
+    </w:p>
     <w:p>
       <w:pPr>
         <w:pStyle w:val="3"/>
@@ -868,6 +55,10 @@
         <w:gridCol w:w="4920"/>
       </w:tblGrid>
       <w:tr>
+        <w:trPr>
+          <w:cantSplit/>
+          <w:tblHeader/>
+        </w:trPr>
         <w:tc>
           <w:tcPr>
             <w:tcW w:w="2280" w:type="dxa"/>
@@ -920,6 +111,9 @@
         </w:tc>
       </w:tr>
       <w:tr>
+        <w:trPr>
+          <w:cantSplit/>
+        </w:trPr>
         <w:tc>
           <w:tcPr>
             <w:tcW w:w="2280" w:type="dxa"/>
@@ -972,6 +166,9 @@
         </w:tc>
       </w:tr>
       <w:tr>
+        <w:trPr>
+          <w:cantSplit/>
+        </w:trPr>
         <w:tc>
           <w:tcPr>
             <w:tcW w:w="2280" w:type="dxa"/>
@@ -1024,6 +221,9 @@
         </w:tc>
       </w:tr>
       <w:tr>
+        <w:trPr>
+          <w:cantSplit/>
+        </w:trPr>
         <w:tc>
           <w:tcPr>
             <w:tcW w:w="2280" w:type="dxa"/>
@@ -1076,6 +276,9 @@
         </w:tc>
       </w:tr>
       <w:tr>
+        <w:trPr>
+          <w:cantSplit/>
+        </w:trPr>
         <w:tc>
           <w:tcPr>
             <w:tcW w:w="2280" w:type="dxa"/>
@@ -1128,6 +331,9 @@
         </w:tc>
       </w:tr>
       <w:tr>
+        <w:trPr>
+          <w:cantSplit/>
+        </w:trPr>
         <w:tc>
           <w:tcPr>
             <w:tcW w:w="2280" w:type="dxa"/>
@@ -1180,6 +386,9 @@
         </w:tc>
       </w:tr>
       <w:tr>
+        <w:trPr>
+          <w:cantSplit/>
+        </w:trPr>
         <w:tc>
           <w:tcPr>
             <w:tcW w:w="2280" w:type="dxa"/>
@@ -1232,6 +441,9 @@
         </w:tc>
       </w:tr>
       <w:tr>
+        <w:trPr>
+          <w:cantSplit/>
+        </w:trPr>
         <w:tc>
           <w:tcPr>
             <w:tcW w:w="2280" w:type="dxa"/>
@@ -1317,7 +529,7 @@
           <w:rFonts w:eastAsia="等线" w:ascii="Arial" w:cs="Arial" w:hAnsi="Arial"/>
           <w:sz w:val="22"/>
         </w:rPr>
-        <w:t xml:space="preserve">骑行时车把正对太阳，电容屏反光、戴手套、下雨都点不准，低头伸手更危险；手机支架耗电、没网就没图，成品码表贵且闭源。本作品用 openvela + SF32LB52 做出可上路的开源骑行码表 Helm One：2.4 英寸半透半反无触摸屏 + 双实体键，全国路网切成 3 km 网格存于 microSD 按需加载，实现离线规划、GPX 导航与返航，全程无需网络。围绕低功耗重写 LCD、SD、GNSS、蓝牙双角色与 USB MTP 驱动，LittleFS 挂载 0.474 s，SD 顺序读约 1 → 3.1 MB/s，三城离线地图约 314 MB。整机、App 与地图工具链全部开源。</w:t>
+        <w:t xml:space="preserve">车把正对太阳：电容屏反光、戴手套、下雨都点不准，低头伸手更危险；手机支架耗电、没网就没图；成品码表贵且闭源。本作品用 openvela + SF32LB52 做出可上路的开源码表 Helm One：半透半反无触摸屏 + 双实体键，全国路网切成 3 km 网格存于 microSD 按需加载，实现离线规划、GPX 导航与返航。围绕低功耗重写 LCD、SD、GNSS、蓝牙双角色与 MTP 驱动：LittleFS 挂载 0.474 s，SD 顺序读 1.0 → 3.1 MB/s，三城离线地图约 314 MB。自研 PCB 与外壳、固件、App、后台服务全链路齐备，软件开源（Apache 2.0）。</w:t>
       </w:r>
     </w:p>
     <w:p>
@@ -1762,6 +974,7 @@
     </w:p>
     <w:p>
       <w:pPr>
+        <w:keepNext/>
         <w:jc w:val="center"/>
       </w:pPr>
       <w:r>
@@ -1801,9 +1014,6 @@
     </w:p>
     <w:p>
       <w:pPr>
-        <w:numPr>
-          <w:numId w:val="3"/>
-        </w:numPr>
         <w:spacing w:before="120" w:after="120" w:line="288" w:lineRule="auto"/>
         <w:ind w:left="0"/>
         <w:jc w:val="center"/>
@@ -1912,14 +1122,7 @@
           <w:b/>
           <w:bCs/>
         </w:rPr>
-        <w:t xml:space="preserve">端 / 云职责划分：</w:t>
-      </w:r>
-      <w:r>
-        <w:rPr>
-          <w:rFonts w:eastAsia="等线" w:ascii="Arial" w:cs="Arial" w:hAnsi="Arial"/>
-          <w:sz w:val="22"/>
-        </w:rPr>
-        <w:t xml:space="preserve">本作品没有云端依赖。码表端在车上完全独立：记录轨迹、离线路网规划、沿 GPX 导航、把本次记录反向作为返航，全部不依赖手机与网络。手机 App 端只负责三类工作：① 需要手指精细操作的地图交互（点选途经点、绘制/导入 GPX，在线吸路后下发）；② 需要网络的资源（下载当天广播星历并注入、检查并下载 OTA 固件）；③ 手机的富交互能力（通知转发与图标上传、骑行分享）。</w:t>
+        <w:t xml:space="preserve">端 / 云职责划分：骑行功能不依赖云端，但本作品包含一个自建后台服务，交付物为自研硬件（自研 PCB + 自研外壳）、固件、手机 App、后台服务四块。① 码表端在车上完全独立：记录轨迹、离线路网规划、沿 GPX 导航、把本次记录反向作为返航，全部不依赖手机与网络；② 手机 App 端承担「需要手指或网络」的三类工作：地图交互（点选途经点、绘制/导入 GPX，在线吸路后下发）、需要网络的资源（下载当天广播星历并注入、检查并下载 OTA 固件）、手机的富交互（通知转发与图标上传、骑行分享）；③ 自建后台服务（ota.jinsc.top）：只承担 OTA 升级清单与固件分发（见「(五) 后台服务」），不参与骑行闭环——离线、断网时整机功能完全不受影响。</w:t>
       </w:r>
     </w:p>
     <w:p>
@@ -2051,6 +1254,32 @@
         </w:rPr>
         <w:t xml:space="preserve">码表是唯一带屏的主节点，负责采集、记录、规划与显示；手机是配置与内容源（路线、星历、通知、固件）；心率带、踏频器、功率计是被动的 BLE 外设，仅提供服务数据。三者之间没有对等协同，因此不存在跨设备时钟同步问题，协议全部为单向拉取/推送。</w:t>
       </w:r>
+      <w:r>
+        <w:rPr>
+          <w:rFonts w:eastAsia="等线" w:ascii="Arial" w:cs="Arial" w:hAnsi="Arial"/>
+          <w:sz w:val="22"/>
+        </w:rPr>
+        <w:t xml:space="preserve">各节点运行的系统：码表运行 openvela（NuttX 内核）与自研板级固件；手机端运行自研 Flutter App（Android / iOS）；心率带、踏频器、功率计为各厂商成品外设，运行各自固件，只提供标准 GATT 服务。</w:t>
+      </w:r>
+    </w:p>
+    <w:p>
+      <w:pPr>
+        <w:numPr>
+          <w:numId w:val="3"/>
+        </w:numPr>
+        <w:spacing w:before="120" w:after="120" w:line="288" w:lineRule="auto"/>
+        <w:ind w:left="0"/>
+        <w:jc w:val="left"/>
+      </w:pPr>
+      <w:r>
+        <w:rPr>
+          <w:rFonts w:eastAsia="等线" w:ascii="Arial" w:cs="Arial" w:hAnsi="Arial"/>
+          <w:sz w:val="22"/>
+          <w:b/>
+          <w:bCs/>
+        </w:rPr>
+        <w:t xml:space="preserve">（五）后台服务（自建，OTA / 固件分发）。App 以 GET https://ota.jinsc.top/ota/helm-one/firmware.json?token=…&amp;hw=&lt;硬件版本&gt; 拉取升级清单：token 鉴权、按硬件型号过滤，避免把不匹配的固件推给旧硬件；清单给出固件版本与下载地址，App 下载后校验 SHA-256 与长度，再经 BLE 写入设备的固件槽（/mnt/kv/fw），由自研二级 boot 在下次开机完成切换并保留上一版本回退。该服务只做分发，与骑行功能解耦；后台代码与 App 同仓维护。</w:t>
+      </w:r>
     </w:p>
     <w:p>
       <w:pPr>
@@ -2087,14 +1316,7 @@
           <w:b/>
           <w:bCs/>
         </w:rPr>
-        <w:t xml:space="preserve">关于 AI 算法的说明（如实陈述）：</w:t>
-      </w:r>
-      <w:r>
-        <w:rPr>
-          <w:rFonts w:eastAsia="等线" w:ascii="Arial" w:cs="Arial" w:hAnsi="Arial"/>
-          <w:sz w:val="22"/>
-        </w:rPr>
-        <w:t xml:space="preserve">本作品未使用端侧或云端的神经网络模型：没有集成 TFLite / CMSIS-NN / NPU 推理，也没有语音唤醒功能（因此不涉及“你好，openvela”唤醒词）。本作品落地的 openvela 核心能力是“图形”。与 AI 相关的工作集中在 AI-Native 开发流程本身（详见 3.6 节：ZCode + GLM-5.3 结对开发、mimosa 钩子式代码审查）。本节说明产品侧的算法贡献：离线路由、地图渲染与多源传感器融合。</w:t>
+        <w:t xml:space="preserve">关于 AI 算法的说明（如实陈述）：本作品未使用端侧或云端的神经网络模型：没有集成 TFLite / CMSIS-NN / NPU 推理，也没有语音唤醒功能（因此不涉及“你好，openvela”唤醒词）。本作品落地的 openvela 核心能力是“图形”。与 AI 相关的工作集中在 AI-Native 开发流程本身（详见 3.6 节：ZCode + DeepSeek-V4-Flash 结对开发、mimosa 钩子式代码审查）。本节说明产品侧的算法贡献：离线路由、地图渲染与多源传感器融合。</w:t>
       </w:r>
     </w:p>
     <w:p>
@@ -2113,134 +1335,7 @@
           <w:b/>
           <w:bCs/>
         </w:rPr>
-        <w:t xml:space="preserve">（1）离线路由：堆式 Dijkstra + 跨网格 portal 拼接。</w:t>
-      </w:r>
-      <w:r>
-        <w:rPr>
-          <w:rFonts w:eastAsia="等线" w:ascii="Arial" w:cs="Arial" w:hAnsi="Arial"/>
-          <w:sz w:val="22"/>
-        </w:rPr>
-        <w:t xml:space="preserve">路网以 VGRF 格式存于 SD，包含节点、无向边、字符串表、逐节点海拔与 SNAP 网格。实测规模：滁州 338 282 节点 / 915 902 边，南京 415 669 节点 / 1 108 600 边，广州 1 090 214 节点 / 3 562 467 边。</w:t>
-      </w:r>
-    </w:p>
-    <w:p>
-      <w:pPr>
-        <w:numPr>
-          <w:numId w:val="3"/>
-        </w:numPr>
-        <w:spacing w:before="120" w:after="120" w:line="288" w:lineRule="auto"/>
-        <w:ind w:left="0"/>
-        <w:jc w:val="left"/>
-      </w:pPr>
-      <w:r>
-        <w:rPr>
-          <w:rFonts w:eastAsia="等线" w:ascii="Arial" w:cs="Arial" w:hAnsi="Arial"/>
-          <w:sz w:val="22"/>
-        </w:rPr>
-        <w:t xml:space="preserve">· </w:t>
-      </w:r>
-      <w:r>
-        <w:rPr>
-          <w:rFonts w:eastAsia="等线" w:ascii="Arial" w:cs="Arial" w:hAnsi="Arial"/>
-          <w:sz w:val="22"/>
-        </w:rPr>
-        <w:t xml:space="preserve">吸附：当前位置在 150 m 内取最多 8 个候选边，候选池 800 m；超过 4 000 m 判定为出图。</w:t>
-      </w:r>
-    </w:p>
-    <w:p>
-      <w:pPr>
-        <w:numPr>
-          <w:numId w:val="3"/>
-        </w:numPr>
-        <w:spacing w:before="120" w:after="120" w:line="288" w:lineRule="auto"/>
-        <w:ind w:left="0"/>
-        <w:jc w:val="left"/>
-      </w:pPr>
-      <w:r>
-        <w:rPr>
-          <w:rFonts w:eastAsia="等线" w:ascii="Arial" w:cs="Arial" w:hAnsi="Arial"/>
-          <w:sz w:val="22"/>
-        </w:rPr>
-        <w:t xml:space="preserve">· </w:t>
-      </w:r>
-      <w:r>
-        <w:rPr>
-          <w:rFonts w:eastAsia="等线" w:ascii="Arial" w:cs="Arial" w:hAnsi="Arial"/>
-          <w:sz w:val="22"/>
-        </w:rPr>
-        <w:t xml:space="preserve">规划：堆式 Dijkstra（dijkstra_heap_push / pop），每约 4 ms 让出一次以便中断；worker 线程 15 s 卡死检测，最多自愈 3 次。</w:t>
-      </w:r>
-    </w:p>
-    <w:p>
-      <w:pPr>
-        <w:numPr>
-          <w:numId w:val="3"/>
-        </w:numPr>
-        <w:spacing w:before="120" w:after="120" w:line="288" w:lineRule="auto"/>
-        <w:ind w:left="0"/>
-        <w:jc w:val="left"/>
-      </w:pPr>
-      <w:r>
-        <w:rPr>
-          <w:rFonts w:eastAsia="等线" w:ascii="Arial" w:cs="Arial" w:hAnsi="Arial"/>
-          <w:sz w:val="22"/>
-        </w:rPr>
-        <w:t xml:space="preserve">· </w:t>
-      </w:r>
-      <w:r>
-        <w:rPr>
-          <w:rFonts w:eastAsia="等线" w:ascii="Arial" w:cs="Arial" w:hAnsi="Arial"/>
-          <w:sz w:val="22"/>
-        </w:rPr>
-        <w:t xml:space="preserve">跨网格：走廊规划最多跨 4 个区域、16 条边界、4 次 portal 尝试；portal 匹配阈值 120 m（回退 150 m），拼接去重 5 m。该处曾出现绕行 3576 m 而实际最短 1594 m 的退化，修正后按区域走廊逐段拼接。</w:t>
-      </w:r>
-    </w:p>
-    <w:p>
-      <w:pPr>
-        <w:numPr>
-          <w:numId w:val="3"/>
-        </w:numPr>
-        <w:spacing w:before="120" w:after="120" w:line="288" w:lineRule="auto"/>
-        <w:ind w:left="0"/>
-        <w:jc w:val="left"/>
-      </w:pPr>
-      <w:r>
-        <w:rPr>
-          <w:rFonts w:eastAsia="等线" w:ascii="Arial" w:cs="Arial" w:hAnsi="Arial"/>
-          <w:sz w:val="22"/>
-        </w:rPr>
-        <w:t xml:space="preserve">· </w:t>
-      </w:r>
-      <w:r>
-        <w:rPr>
-          <w:rFonts w:eastAsia="等线" w:ascii="Arial" w:cs="Arial" w:hAnsi="Arial"/>
-          <w:sz w:val="22"/>
-        </w:rPr>
-        <w:t xml:space="preserve">导航判定：偏航 35 m 触发重规划，并加 8 s 最小间隔防止“重规划风暴”（曾观察到 1 s 内重规划 2–3 次）；到达判定 45 m，速度大于 3 km/h 时自动退出导航。</w:t>
-      </w:r>
-    </w:p>
-    <w:p>
-      <w:pPr>
-        <w:numPr>
-          <w:numId w:val="3"/>
-        </w:numPr>
-        <w:spacing w:before="120" w:after="120" w:line="288" w:lineRule="auto"/>
-        <w:ind w:left="0"/>
-        <w:jc w:val="left"/>
-      </w:pPr>
-      <w:r>
-        <w:rPr>
-          <w:rFonts w:eastAsia="等线" w:ascii="Arial" w:cs="Arial" w:hAnsi="Arial"/>
-          <w:sz w:val="22"/>
-        </w:rPr>
-        <w:t xml:space="preserve">· </w:t>
-      </w:r>
-      <w:r>
-        <w:rPr>
-          <w:rFonts w:eastAsia="等线" w:ascii="Arial" w:cs="Arial" w:hAnsi="Arial"/>
-          <w:sz w:val="22"/>
-        </w:rPr>
-        <w:t xml:space="preserve">容量约束：规划折线上限 2 048 点，超出整条路线被拒（而不是静默截断）；转向提示表 64 条；途经点上限 32 个。</w:t>
+        <w:t xml:space="preserve">模板所询的云端模型：本作品未使用（包括大赛 MiMo）——产品侧不含端侧或云端神经网络推理，骑行链路全部是确定性算法（见本节 (1)~(5)）；AI 相关工作在开发流程侧，详见 3.6 节。</w:t>
       </w:r>
     </w:p>
     <w:p>
@@ -2259,14 +1354,134 @@
           <w:b/>
           <w:bCs/>
         </w:rPr>
-        <w:t xml:space="preserve">（2）GPX 轨迹导航的滑动窗口。</w:t>
-      </w:r>
-      <w:r>
-        <w:rPr>
-          <w:rFonts w:eastAsia="等线" w:ascii="Arial" w:cs="Arial" w:hAnsi="Arial"/>
-          <w:sz w:val="22"/>
-        </w:rPr>
-        <w:t xml:space="preserve">沿 GPX 导航不一次性把整条轨迹读入内存，而是滑动加载：每次约 8 km，剩余不足 2.5 km 时续载下一段，段间保留 400 m 重叠；起点衔接允许 1 000 m、途中衔接允许 2 000 m。返航即把折线反向，并把横向走廊从 30 m 放宽到 100 m，以容忍对向车道的偏移。</w:t>
+        <w:t xml:space="preserve">（1）离线路由：堆式 Dijkstra + 跨网格 portal 拼接。</w:t>
+      </w:r>
+      <w:r>
+        <w:rPr>
+          <w:rFonts w:eastAsia="等线" w:ascii="Arial" w:cs="Arial" w:hAnsi="Arial"/>
+          <w:sz w:val="22"/>
+        </w:rPr>
+        <w:t xml:space="preserve">路网以 VGRF 格式存于 SD，包含节点、无向边、字符串表、逐节点海拔与 SNAP 网格。实测规模：滁州 338 282 节点 / 915 902 边，南京 415 669 节点 / 1 108 600 边，广州 1 090 214 节点 / 3 562 467 边。</w:t>
+      </w:r>
+    </w:p>
+    <w:p>
+      <w:pPr>
+        <w:numPr>
+          <w:numId w:val="3"/>
+        </w:numPr>
+        <w:spacing w:before="120" w:after="120" w:line="288" w:lineRule="auto"/>
+        <w:ind w:left="0"/>
+        <w:jc w:val="left"/>
+      </w:pPr>
+      <w:r>
+        <w:rPr>
+          <w:rFonts w:eastAsia="等线" w:ascii="Arial" w:cs="Arial" w:hAnsi="Arial"/>
+          <w:sz w:val="22"/>
+        </w:rPr>
+        <w:t xml:space="preserve">· </w:t>
+      </w:r>
+      <w:r>
+        <w:rPr>
+          <w:rFonts w:eastAsia="等线" w:ascii="Arial" w:cs="Arial" w:hAnsi="Arial"/>
+          <w:sz w:val="22"/>
+        </w:rPr>
+        <w:t xml:space="preserve">吸附：当前位置在 150 m 内取最多 8 个候选边，候选池 800 m；超过 4 000 m 判定为出图。</w:t>
+      </w:r>
+    </w:p>
+    <w:p>
+      <w:pPr>
+        <w:numPr>
+          <w:numId w:val="3"/>
+        </w:numPr>
+        <w:spacing w:before="120" w:after="120" w:line="288" w:lineRule="auto"/>
+        <w:ind w:left="0"/>
+        <w:jc w:val="left"/>
+      </w:pPr>
+      <w:r>
+        <w:rPr>
+          <w:rFonts w:eastAsia="等线" w:ascii="Arial" w:cs="Arial" w:hAnsi="Arial"/>
+          <w:sz w:val="22"/>
+        </w:rPr>
+        <w:t xml:space="preserve">· </w:t>
+      </w:r>
+      <w:r>
+        <w:rPr>
+          <w:rFonts w:eastAsia="等线" w:ascii="Arial" w:cs="Arial" w:hAnsi="Arial"/>
+          <w:sz w:val="22"/>
+        </w:rPr>
+        <w:t xml:space="preserve">规划：堆式 Dijkstra（dijkstra_heap_push / pop），每约 4 ms 让出一次以便中断；worker 线程 15 s 卡死检测，最多自愈 3 次。</w:t>
+      </w:r>
+    </w:p>
+    <w:p>
+      <w:pPr>
+        <w:numPr>
+          <w:numId w:val="3"/>
+        </w:numPr>
+        <w:spacing w:before="120" w:after="120" w:line="288" w:lineRule="auto"/>
+        <w:ind w:left="0"/>
+        <w:jc w:val="left"/>
+      </w:pPr>
+      <w:r>
+        <w:rPr>
+          <w:rFonts w:eastAsia="等线" w:ascii="Arial" w:cs="Arial" w:hAnsi="Arial"/>
+          <w:sz w:val="22"/>
+        </w:rPr>
+        <w:t xml:space="preserve">· </w:t>
+      </w:r>
+      <w:r>
+        <w:rPr>
+          <w:rFonts w:eastAsia="等线" w:ascii="Arial" w:cs="Arial" w:hAnsi="Arial"/>
+          <w:sz w:val="22"/>
+        </w:rPr>
+        <w:t xml:space="preserve">跨网格：走廊规划最多跨 4 个区域、16 条边界、4 次 portal 尝试；portal 匹配阈值 120 m（回退 150 m），拼接去重 5 m。该处曾出现绕行 3576 m 而实际最短 1594 m 的退化，修正后按区域走廊逐段拼接。</w:t>
+      </w:r>
+    </w:p>
+    <w:p>
+      <w:pPr>
+        <w:numPr>
+          <w:numId w:val="3"/>
+        </w:numPr>
+        <w:spacing w:before="120" w:after="120" w:line="288" w:lineRule="auto"/>
+        <w:ind w:left="0"/>
+        <w:jc w:val="left"/>
+      </w:pPr>
+      <w:r>
+        <w:rPr>
+          <w:rFonts w:eastAsia="等线" w:ascii="Arial" w:cs="Arial" w:hAnsi="Arial"/>
+          <w:sz w:val="22"/>
+        </w:rPr>
+        <w:t xml:space="preserve">· </w:t>
+      </w:r>
+      <w:r>
+        <w:rPr>
+          <w:rFonts w:eastAsia="等线" w:ascii="Arial" w:cs="Arial" w:hAnsi="Arial"/>
+          <w:sz w:val="22"/>
+        </w:rPr>
+        <w:t xml:space="preserve">导航判定：偏航 35 m 触发重规划，并加 8 s 最小间隔防止“重规划风暴”（曾观察到 1 s 内重规划 2–3 次）；到达判定 45 m，速度大于 3 km/h 时自动退出导航。</w:t>
+      </w:r>
+    </w:p>
+    <w:p>
+      <w:pPr>
+        <w:numPr>
+          <w:numId w:val="3"/>
+        </w:numPr>
+        <w:spacing w:before="120" w:after="120" w:line="288" w:lineRule="auto"/>
+        <w:ind w:left="0"/>
+        <w:jc w:val="left"/>
+      </w:pPr>
+      <w:r>
+        <w:rPr>
+          <w:rFonts w:eastAsia="等线" w:ascii="Arial" w:cs="Arial" w:hAnsi="Arial"/>
+          <w:sz w:val="22"/>
+        </w:rPr>
+        <w:t xml:space="preserve">· </w:t>
+      </w:r>
+      <w:r>
+        <w:rPr>
+          <w:rFonts w:eastAsia="等线" w:ascii="Arial" w:cs="Arial" w:hAnsi="Arial"/>
+          <w:sz w:val="22"/>
+        </w:rPr>
+        <w:t xml:space="preserve">容量约束：规划折线上限 2 048 点，超出整条路线被拒（而不是静默截断）；转向提示表 64 条；途经点上限 32 个。</w:t>
       </w:r>
     </w:p>
     <w:p>
@@ -2285,14 +1500,14 @@
           <w:b/>
           <w:bCs/>
         </w:rPr>
-        <w:t xml:space="preserve">（3）地图渲染：保留画布 + 脏矩形 + 增量预算。</w:t>
-      </w:r>
-      <w:r>
-        <w:rPr>
-          <w:rFonts w:eastAsia="等线" w:ascii="Arial" w:cs="Arial" w:hAnsi="Arial"/>
-          <w:sz w:val="22"/>
-        </w:rPr>
-        <w:t xml:space="preserve">地图不逐帧解码瓦片，而是维护一块比屏幕大一圈（外扩 192 px）的 RGB565 保留画布：小位移直接把画布平移，走出边距才分片补边。每次定时器最多处理 2 个分片、预算 8 ms，避免阻塞 UI 线程与看门狗。脏矩形外扩 24 px、单次最多 8 个；道路绘制做抽稀（最小段长 6 px、最大偏差 2.8 px）；路名与地名放在独立的透明标签层上，不烘焙进底图，标签上限 256（其中道路标签 96）。分片文件格式为 VPKG 包 + RIDX v2 索引（52 B 头 + 每个分片 16 B 记录），单个分片上限 128 KiB。</w:t>
+        <w:t xml:space="preserve">（2）GPX 轨迹导航的滑动窗口。</w:t>
+      </w:r>
+      <w:r>
+        <w:rPr>
+          <w:rFonts w:eastAsia="等线" w:ascii="Arial" w:cs="Arial" w:hAnsi="Arial"/>
+          <w:sz w:val="22"/>
+        </w:rPr>
+        <w:t xml:space="preserve">沿 GPX 导航不一次性把整条轨迹读入内存，而是滑动加载：每次约 8 km，剩余不足 2.5 km 时续载下一段，段间保留 400 m 重叠；起点衔接允许 1 000 m、途中衔接允许 2 000 m。返航即把折线反向，并把横向走廊从 30 m 放宽到 100 m，以容忍对向车道的偏移。</w:t>
       </w:r>
     </w:p>
     <w:p>
@@ -2311,14 +1526,14 @@
           <w:b/>
           <w:bCs/>
         </w:rPr>
-        <w:t xml:space="preserve">（4）海拔与坡度融合。</w:t>
-      </w:r>
-      <w:r>
-        <w:rPr>
-          <w:rFonts w:eastAsia="等线" w:ascii="Arial" w:cs="Arial" w:hAnsi="Arial"/>
-          <w:sz w:val="22"/>
-        </w:rPr>
-        <w:t xml:space="preserve">海拔以路网 DEM 高程为主体、气压计跟短时起伏：DEM 逐节点高程覆盖率实测 100%，气压换算用 ISA 常数 44 330.77；DEM 偏置用 EMA（α=0.05）缓慢收敛，参考气压用 α=0.08 更新。累计爬升设 3 m 迟滞，停车或速度过低时不计入，避免气压噪声累积成虚假爬升。坡度来自 IMU 俯仰角：一阶低通 τ=1.2 s、限斜率 8 %/s、显示钳位 ±40%，并支持水平放置后归零。</w:t>
+        <w:t xml:space="preserve">（3）地图渲染：保留画布 + 脏矩形 + 增量预算。</w:t>
+      </w:r>
+      <w:r>
+        <w:rPr>
+          <w:rFonts w:eastAsia="等线" w:ascii="Arial" w:cs="Arial" w:hAnsi="Arial"/>
+          <w:sz w:val="22"/>
+        </w:rPr>
+        <w:t xml:space="preserve">地图不逐帧解码瓦片，而是维护一块比屏幕大一圈（外扩 192 px）的 RGB565 保留画布：小位移直接把画布平移，走出边距才分片补边。每次定时器最多处理 2 个分片、预算 8 ms，避免阻塞 UI 线程与看门狗。脏矩形外扩 24 px、单次最多 8 个；道路绘制做抽稀（最小段长 6 px、最大偏差 2.8 px）；路名与地名放在独立的透明标签层上，不烘焙进底图，标签上限 256（其中道路标签 96）。分片文件格式为 VPKG 包 + RIDX v2 索引（52 B 头 + 每个分片 16 B 记录），单个分片上限 128 KiB。</w:t>
       </w:r>
     </w:p>
     <w:p>
@@ -2337,14 +1552,14 @@
           <w:b/>
           <w:bCs/>
         </w:rPr>
-        <w:t xml:space="preserve">（5）速度解算与飞点抑制。</w:t>
-      </w:r>
-      <w:r>
-        <w:rPr>
-          <w:rFonts w:eastAsia="等线" w:ascii="Arial" w:cs="Arial" w:hAnsi="Arial"/>
-          <w:sz w:val="22"/>
-        </w:rPr>
-        <w:t xml:space="preserve">速度源改用 u-blox UBX-NAV-PVT 的 gSpeed（多普勒速度）与 sAcc（精度），替代原始 NMEA 的 SOG 字段，精度与静止判定都更可靠。静止门采用迟滞：进入静止 3 m、退出静止 8 m、保持 4 s；静止时速度归零，短时失锁则保持上一拍速度，避免显示在 0 与正常值之间跳变。</w:t>
+        <w:t xml:space="preserve">（4）海拔与坡度融合。</w:t>
+      </w:r>
+      <w:r>
+        <w:rPr>
+          <w:rFonts w:eastAsia="等线" w:ascii="Arial" w:cs="Arial" w:hAnsi="Arial"/>
+          <w:sz w:val="22"/>
+        </w:rPr>
+        <w:t xml:space="preserve">海拔以路网 DEM 高程为主体、气压计跟短时起伏：DEM 逐节点高程覆盖率实测 100%，气压换算用 ISA 常数 44 330.77；DEM 偏置用 EMA（α=0.05）缓慢收敛，参考气压用 α=0.08 更新。累计爬升设 3 m 迟滞，停车或速度过低时不计入，避免气压噪声累积成虚假爬升。坡度来自 IMU 俯仰角：一阶低通 τ=1.2 s、限斜率 8 %/s、显示钳位 ±40%，并支持水平放置后归零。</w:t>
       </w:r>
     </w:p>
     <w:p>
@@ -2363,14 +1578,14 @@
           <w:b/>
           <w:bCs/>
         </w:rPr>
-        <w:t xml:space="preserve">落地了哪几项 openvela 核心能力：</w:t>
-      </w:r>
-      <w:r>
-        <w:rPr>
-          <w:rFonts w:eastAsia="等线" w:ascii="Arial" w:cs="Arial" w:hAnsi="Arial"/>
-          <w:sz w:val="22"/>
-        </w:rPr>
-        <w:t xml:space="preserve">大赛要求落地“图形 / AI / 多媒体”中的至少一项，且使用 openvela 系统能力（NuttX 内核仓库除外）。本作品落地的是【图形】：LVGL 9 骑行界面 + 自绘全国离线矢量地图 + FreeType 矢量字体渲染；同时使用了 openvela 自有的蓝牙框架与 KVDB 框架，二者均不属于 NuttX 内核仓库。</w:t>
+        <w:t xml:space="preserve">（5）速度解算与飞点抑制。</w:t>
+      </w:r>
+      <w:r>
+        <w:rPr>
+          <w:rFonts w:eastAsia="等线" w:ascii="Arial" w:cs="Arial" w:hAnsi="Arial"/>
+          <w:sz w:val="22"/>
+        </w:rPr>
+        <w:t xml:space="preserve">速度源改用 u-blox UBX-NAV-PVT 的 gSpeed（多普勒速度）与 sAcc（精度），替代原始 NMEA 的 SOG 字段，精度与静止判定都更可靠。静止门采用迟滞：进入静止 3 m、退出静止 8 m、保持 4 s；静止时速度归零，短时失锁则保持上一拍速度，避免显示在 0 与正常值之间跳变。</w:t>
       </w:r>
     </w:p>
     <w:p>
@@ -2389,14 +1604,14 @@
           <w:b/>
           <w:bCs/>
         </w:rPr>
-        <w:t xml:space="preserve">用到的 openvela 组件与配置证据：</w:t>
-      </w:r>
-      <w:r>
-        <w:rPr>
-          <w:rFonts w:eastAsia="等线" w:ascii="Arial" w:cs="Arial" w:hAnsi="Arial"/>
-          <w:sz w:val="22"/>
-        </w:rPr>
-        <w:t xml:space="preserve">① 图形：apps/graphics/lvgl（CONFIG_GRAPHICS_LVGL=y）+ external/freetype（CONFIG_LV_USE_FREETYPE=y），承载界面、地图画布与矢量字形渲染；② 蓝牙框架：frameworks/connectivity/bluetooth（CONFIG_BLUETOOTH_FRAMEWORK=y、CONFIG_BLUETOOTH_SERVICE=y）+ external/zblue 主机栈（CONFIG_BLUETOOTH_STACK_LE_ZBLUE=y），双角色 BLE 与 Companion 协议都建立在这套框架之上；③ KVDB 键值框架：frameworks/system/utils/kvdb（CONFIG_KVDB=y，CONFIG_KVDB_PERSIST_PATH="/mnt/kv/db"），承载蓝牙配对信息、设备控制开关与开机槽标记；④ 文件系统与构建：VFS 与 LittleFS/FAT，配合板级 vela_override 抽换机制（CMake 从库中移除上游 .c 并换为板级实现）；⑤ 运行时 Skill 规范：packages/ai_agent 的 /data/agent/skills/ 约定，见 3.4 节。</w:t>
+        <w:t xml:space="preserve">落地了哪几项 openvela 核心能力：</w:t>
+      </w:r>
+      <w:r>
+        <w:rPr>
+          <w:rFonts w:eastAsia="等线" w:ascii="Arial" w:cs="Arial" w:hAnsi="Arial"/>
+          <w:sz w:val="22"/>
+        </w:rPr>
+        <w:t xml:space="preserve">大赛要求落地“图形 / AI / 多媒体”中的至少一项，且使用 openvela 系统能力（NuttX 内核仓库除外）。本作品落地的是【图形】：LVGL 9 骑行界面 + 自绘全国离线矢量地图 + FreeType 矢量字体渲染；同时使用了 openvela 自有的蓝牙框架与 KVDB 框架，二者均不属于 NuttX 内核仓库。</w:t>
       </w:r>
     </w:p>
     <w:p>
@@ -2415,14 +1630,14 @@
           <w:b/>
           <w:bCs/>
         </w:rPr>
-        <w:t xml:space="preserve">为什么必须用矢量字体：</w:t>
-      </w:r>
-      <w:r>
-        <w:rPr>
-          <w:rFonts w:eastAsia="等线" w:ascii="Arial" w:cs="Arial" w:hAnsi="Arial"/>
-          <w:sz w:val="22"/>
-        </w:rPr>
-        <w:t xml:space="preserve">全国地名需要数千个汉字字形，位图字库塞不进 Flash。因此从全国 OSM 命名标签中提取字符集（广州抽样的 660 587 条命名标签中提取出 3 671 字，其中 CJK 3 348 字），经繁简转换后生成 MiSans 子集 TTF，由 FreeType 在固定字号下栅格化；菜单与标题仍保留 4bpp 位图字模，避免每帧重复栅格化的开销。</w:t>
+        <w:t xml:space="preserve">用到的 openvela 组件与配置证据：</w:t>
+      </w:r>
+      <w:r>
+        <w:rPr>
+          <w:rFonts w:eastAsia="等线" w:ascii="Arial" w:cs="Arial" w:hAnsi="Arial"/>
+          <w:sz w:val="22"/>
+        </w:rPr>
+        <w:t xml:space="preserve">① 图形：apps/graphics/lvgl（CONFIG_GRAPHICS_LVGL=y）+ external/freetype（CONFIG_LV_USE_FREETYPE=y），承载界面、地图画布与矢量字形渲染；② 蓝牙框架：frameworks/connectivity/bluetooth（CONFIG_BLUETOOTH_FRAMEWORK=y、CONFIG_BLUETOOTH_SERVICE=y）+ external/zblue 主机栈（CONFIG_BLUETOOTH_STACK_LE_ZBLUE=y），双角色 BLE 与 Companion 协议都建立在这套框架之上；③ KVDB 键值框架：frameworks/system/utils/kvdb（CONFIG_KVDB=y，CONFIG_KVDB_PERSIST_PATH="/mnt/kv/db"），承载蓝牙配对信息、设备控制开关与开机槽标记；④ 文件系统与构建：VFS 与 LittleFS/FAT，配合板级 vela_override 抽换机制（CMake 从库中移除上游 .c 并换为板级实现）；⑤ 运行时 Skill 规范：packages/ai_agent 的 /data/agent/skills/ 约定，见 3.4 节。</w:t>
       </w:r>
     </w:p>
     <w:p>
@@ -2441,6 +1656,32 @@
           <w:b/>
           <w:bCs/>
         </w:rPr>
+        <w:t xml:space="preserve">为什么必须用矢量字体：</w:t>
+      </w:r>
+      <w:r>
+        <w:rPr>
+          <w:rFonts w:eastAsia="等线" w:ascii="Arial" w:cs="Arial" w:hAnsi="Arial"/>
+          <w:sz w:val="22"/>
+        </w:rPr>
+        <w:t xml:space="preserve">全国地名需要数千个汉字字形，位图字库塞不进 Flash。因此从全国 OSM 命名标签中提取字符集（广州抽样的 660 587 条命名标签中提取出 3 671 字，其中 CJK 3 348 字），经繁简转换后生成 MiSans 子集 TTF，由 FreeType 在固定字号下栅格化；菜单与标题仍保留 4bpp 位图字模，避免每帧重复栅格化的开销。</w:t>
+      </w:r>
+    </w:p>
+    <w:p>
+      <w:pPr>
+        <w:numPr>
+          <w:numId w:val="3"/>
+        </w:numPr>
+        <w:spacing w:before="120" w:after="120" w:line="288" w:lineRule="auto"/>
+        <w:ind w:left="0"/>
+        <w:jc w:val="left"/>
+      </w:pPr>
+      <w:r>
+        <w:rPr>
+          <w:rFonts w:eastAsia="等线" w:ascii="Arial" w:cs="Arial" w:hAnsi="Arial"/>
+          <w:sz w:val="22"/>
+          <w:b/>
+          <w:bCs/>
+        </w:rPr>
         <w:t xml:space="preserve">对 openvela 的优化、拓展与改进建议：</w:t>
       </w:r>
       <w:r>
@@ -2493,7 +1734,7 @@
           <w:rFonts w:eastAsia="等线" w:ascii="Arial" w:cs="Arial" w:hAnsi="Arial"/>
           <w:sz w:val="22"/>
         </w:rPr>
-        <w:t xml:space="preserve">本作品没有改动 openvela 上游仓库，而是在 vendor/my_vendor/ 下建立了一棵与官方 vendor/sifli/ 平行的自研 vendor 树，配合 boards/sf32lb52/my_vendor/ 板级目录。代码规模如下（不含 vendored LVGL 与生成字模）：</w:t>
+        <w:t xml:space="preserve">本作品没有改动 openvela 上游仓库，而是在 vendor/HelmOne/ 下建立了一棵与官方 vendor/sifli/ 平行的自研 vendor 树，配合 boards/sf32lb52/helmone/ 板级目录。代码规模如下（不含 vendored LVGL 与生成字模）：</w:t>
       </w:r>
     </w:p>
     <w:p>
@@ -2541,7 +1782,7 @@
           <w:rFonts w:eastAsia="等线" w:ascii="Arial" w:cs="Arial" w:hAnsi="Arial"/>
           <w:sz w:val="22"/>
         </w:rPr>
-        <w:t xml:space="preserve">boards/sf32lb52/my_vendor/：233 个 .c、约 23.3 万行（其中约 9.3 万行为生成的位图字模）。分为 bsp/（板级初始化与引脚）、ctl/（系统控制与设备控制）、domain/（GPX 编解码与记录）、services/（ble_companion、mtp_simple、GNSS、LCD 显示服务）、ui/bicycle/（lvgl_page 页面、vmap 地图引擎、framework 框架）、nsh/（30 余个机上探针与自测命令）、vela_override/（上游抽换）。</w:t>
+        <w:t xml:space="preserve">boards/sf32lb52/helmone/：233 个 .c、约 23.3 万行（其中约 9.3 万行为生成的位图字模）。分为 bsp/（板级初始化与引脚）、ctl/（系统控制与设备控制）、domain/（GPX 编解码与记录）、services/（ble_companion、mtp_simple、GNSS、LCD 显示服务）、ui/bicycle/（lvgl_page 页面、vmap 地图引擎、framework 框架）、nsh/（30 余个机上探针与自测命令）、vela_override/（上游抽换）。</w:t>
       </w:r>
     </w:p>
     <w:p>
@@ -2670,6 +1911,7 @@
     </w:p>
     <w:p>
       <w:pPr>
+        <w:keepNext/>
         <w:jc w:val="center"/>
       </w:pPr>
       <w:r>
@@ -2709,9 +1951,6 @@
     </w:p>
     <w:p>
       <w:pPr>
-        <w:numPr>
-          <w:numId w:val="3"/>
-        </w:numPr>
         <w:spacing w:before="120" w:after="120" w:line="288" w:lineRule="auto"/>
         <w:ind w:left="0"/>
         <w:jc w:val="center"/>
@@ -2754,12 +1993,13 @@
     </w:p>
     <w:p>
       <w:pPr>
+        <w:keepNext/>
         <w:jc w:val="center"/>
       </w:pPr>
       <w:r>
         <w:drawing>
           <wp:inline xmlns:wp="http://schemas.openxmlformats.org/drawingml/2006/wordprocessingDrawing" xmlns:a="http://schemas.openxmlformats.org/drawingml/2006/main" xmlns:pic="http://schemas.openxmlformats.org/drawingml/2006/picture">
-            <wp:extent cx="4680000" cy="5332338"/>
+            <wp:extent cx="3650400" cy="4159223"/>
             <wp:docPr id="3" name="Picture 3"/>
             <wp:cNvGraphicFramePr>
               <a:graphicFrameLocks noChangeAspect="1"/>
@@ -2780,7 +2020,7 @@
                   <pic:spPr>
                     <a:xfrm>
                       <a:off x="0" y="0"/>
-                      <a:ext cx="4680000" cy="5332338"/>
+                      <a:ext cx="3650400" cy="4159223"/>
                     </a:xfrm>
                     <a:prstGeom prst="rect"/>
                   </pic:spPr>
@@ -2793,9 +2033,6 @@
     </w:p>
     <w:p>
       <w:pPr>
-        <w:numPr>
-          <w:numId w:val="3"/>
-        </w:numPr>
         <w:spacing w:before="120" w:after="120" w:line="288" w:lineRule="auto"/>
         <w:ind w:left="0"/>
         <w:jc w:val="center"/>
@@ -2835,6 +2072,13 @@
         </w:rPr>
         <w:t xml:space="preserve">本作品在同一颗 SoC 上建立了自研 vendor 树与自研板级目录，并新写了显示、存储、定位、蓝牙、USB 等多类驱动，而非仅在官方例程上改应用。</w:t>
       </w:r>
+      <w:r>
+        <w:rPr>
+          <w:rFonts w:eastAsia="等线" w:ascii="Arial" w:cs="Arial" w:hAnsi="Arial"/>
+          <w:sz w:val="22"/>
+        </w:rPr>
+        <w:t xml:space="preserve">硬件侧同样为自研：自研 PCB 与自研结构件（外壳）均已完成并用于整机验证，作品展示照片中的整机即为自研板 + 自研外壳；硬件、固件、App、后台服务与PC 端地图工具链全部由本队独立完成。</w:t>
+      </w:r>
     </w:p>
     <w:p>
       <w:pPr>
@@ -2852,14 +2096,7 @@
           <w:b/>
           <w:bCs/>
         </w:rPr>
-        <w:t xml:space="preserve">芯片与开发板：</w:t>
-      </w:r>
-      <w:r>
-        <w:rPr>
-          <w:rFonts w:eastAsia="等线" w:ascii="Arial" w:cs="Arial" w:hAnsi="Arial"/>
-          <w:sz w:val="22"/>
-        </w:rPr>
-        <w:t xml:space="preserve">SiFli SF32LB52 系列（量产目标 SF32LB527UD6，16 MB PSRAM、片内 PMU 与充电），当前功能验证运行在 SF32LB52 开发板 + 自研板级 vendor 上。</w:t>
+        <w:t xml:space="preserve">芯片与整机硬件：SiFli SF32LB52 系列（量产目标 SF32LB527UD6，16 MB PSRAM、片内 PMU 与充电）；整机为自研 PCB + 自研外壳，全部功能验证、稳定性测试与户外实骑都在该自研硬件上完成（见作品展示照片 01–06）。</w:t>
       </w:r>
     </w:p>
     <w:p>
@@ -3539,15 +2776,7 @@
           <w:b w:val="true"/>
           <w:sz w:val="28"/>
         </w:rPr>
-        <w:t>3.5 系统测试与结果分析</w:t>
-      </w:r>
-      <w:r>
-        <w:rPr>
-          <w:rFonts w:eastAsia="等线" w:ascii="Arial" w:cs="Arial" w:hAnsi="Arial"/>
-          <w:b w:val="true"/>
-          <w:sz w:val="28"/>
-        </w:rPr>
-        <w:t>（务必提供量化数据）</w:t>
+        <w:t xml:space="preserve">3.5 系统测试与结果分析</w:t>
       </w:r>
       <w:bookmarkEnd w:id="9"/>
     </w:p>
@@ -3622,6 +2851,10 @@
         <w:gridCol w:w="6150"/>
       </w:tblGrid>
       <w:tr>
+        <w:trPr>
+          <w:cantSplit/>
+          <w:tblHeader/>
+        </w:trPr>
         <w:tc>
           <w:tcPr>
             <w:tcW w:w="2130" w:type="dxa"/>
@@ -3674,6 +2907,9 @@
         </w:tc>
       </w:tr>
       <w:tr>
+        <w:trPr>
+          <w:cantSplit/>
+        </w:trPr>
         <w:tc>
           <w:tcPr>
             <w:tcW w:w="2130" w:type="dxa"/>
@@ -3726,6 +2962,9 @@
         </w:tc>
       </w:tr>
       <w:tr>
+        <w:trPr>
+          <w:cantSplit/>
+        </w:trPr>
         <w:tc>
           <w:tcPr>
             <w:tcW w:w="2130" w:type="dxa"/>
@@ -3778,6 +3017,9 @@
         </w:tc>
       </w:tr>
       <w:tr>
+        <w:trPr>
+          <w:cantSplit/>
+        </w:trPr>
         <w:tc>
           <w:tcPr>
             <w:tcW w:w="2130" w:type="dxa"/>
@@ -3830,6 +3072,9 @@
         </w:tc>
       </w:tr>
       <w:tr>
+        <w:trPr>
+          <w:cantSplit/>
+        </w:trPr>
         <w:tc>
           <w:tcPr>
             <w:tcW w:w="2130" w:type="dxa"/>
@@ -3882,6 +3127,9 @@
         </w:tc>
       </w:tr>
       <w:tr>
+        <w:trPr>
+          <w:cantSplit/>
+        </w:trPr>
         <w:tc>
           <w:tcPr>
             <w:tcW w:w="2130" w:type="dxa"/>
@@ -3934,6 +3182,9 @@
         </w:tc>
       </w:tr>
       <w:tr>
+        <w:trPr>
+          <w:cantSplit/>
+        </w:trPr>
         <w:tc>
           <w:tcPr>
             <w:tcW w:w="2130" w:type="dxa"/>
@@ -3986,6 +3237,9 @@
         </w:tc>
       </w:tr>
       <w:tr>
+        <w:trPr>
+          <w:cantSplit/>
+        </w:trPr>
         <w:tc>
           <w:tcPr>
             <w:tcW w:w="2130" w:type="dxa"/>
@@ -4038,6 +3292,9 @@
         </w:tc>
       </w:tr>
       <w:tr>
+        <w:trPr>
+          <w:cantSplit/>
+        </w:trPr>
         <w:tc>
           <w:tcPr>
             <w:tcW w:w="2130" w:type="dxa"/>
@@ -4090,6 +3347,9 @@
         </w:tc>
       </w:tr>
       <w:tr>
+        <w:trPr>
+          <w:cantSplit/>
+        </w:trPr>
         <w:tc>
           <w:tcPr>
             <w:tcW w:w="2130" w:type="dxa"/>
@@ -4142,6 +3402,9 @@
         </w:tc>
       </w:tr>
       <w:tr>
+        <w:trPr>
+          <w:cantSplit/>
+        </w:trPr>
         <w:tc>
           <w:tcPr>
             <w:tcW w:w="2130" w:type="dxa"/>
@@ -4194,6 +3457,9 @@
         </w:tc>
       </w:tr>
       <w:tr>
+        <w:trPr>
+          <w:cantSplit/>
+        </w:trPr>
         <w:tc>
           <w:tcPr>
             <w:tcW w:w="2130" w:type="dxa"/>
@@ -4246,6 +3512,9 @@
         </w:tc>
       </w:tr>
       <w:tr>
+        <w:trPr>
+          <w:cantSplit/>
+        </w:trPr>
         <w:tc>
           <w:tcPr>
             <w:tcW w:w="2130" w:type="dxa"/>
@@ -4343,6 +3612,10 @@
         <w:gridCol w:w="6150"/>
       </w:tblGrid>
       <w:tr>
+        <w:trPr>
+          <w:cantSplit/>
+          <w:tblHeader/>
+        </w:trPr>
         <w:tc>
           <w:tcPr>
             <w:tcW w:w="2130" w:type="dxa"/>
@@ -4395,6 +3668,9 @@
         </w:tc>
       </w:tr>
       <w:tr>
+        <w:trPr>
+          <w:cantSplit/>
+        </w:trPr>
         <w:tc>
           <w:tcPr>
             <w:tcW w:w="2130" w:type="dxa"/>
@@ -4447,6 +3723,9 @@
         </w:tc>
       </w:tr>
       <w:tr>
+        <w:trPr>
+          <w:cantSplit/>
+        </w:trPr>
         <w:tc>
           <w:tcPr>
             <w:tcW w:w="2130" w:type="dxa"/>
@@ -4499,6 +3778,9 @@
         </w:tc>
       </w:tr>
       <w:tr>
+        <w:trPr>
+          <w:cantSplit/>
+        </w:trPr>
         <w:tc>
           <w:tcPr>
             <w:tcW w:w="2130" w:type="dxa"/>
@@ -4551,6 +3833,9 @@
         </w:tc>
       </w:tr>
       <w:tr>
+        <w:trPr>
+          <w:cantSplit/>
+        </w:trPr>
         <w:tc>
           <w:tcPr>
             <w:tcW w:w="2130" w:type="dxa"/>
@@ -4603,6 +3888,9 @@
         </w:tc>
       </w:tr>
       <w:tr>
+        <w:trPr>
+          <w:cantSplit/>
+        </w:trPr>
         <w:tc>
           <w:tcPr>
             <w:tcW w:w="2130" w:type="dxa"/>
@@ -4655,6 +3943,9 @@
         </w:tc>
       </w:tr>
       <w:tr>
+        <w:trPr>
+          <w:cantSplit/>
+        </w:trPr>
         <w:tc>
           <w:tcPr>
             <w:tcW w:w="2130" w:type="dxa"/>
@@ -4707,6 +3998,9 @@
         </w:tc>
       </w:tr>
       <w:tr>
+        <w:trPr>
+          <w:cantSplit/>
+        </w:trPr>
         <w:tc>
           <w:tcPr>
             <w:tcW w:w="2130" w:type="dxa"/>
@@ -4759,6 +4053,9 @@
         </w:tc>
       </w:tr>
       <w:tr>
+        <w:trPr>
+          <w:cantSplit/>
+        </w:trPr>
         <w:tc>
           <w:tcPr>
             <w:tcW w:w="2130" w:type="dxa"/>
@@ -4811,6 +4108,9 @@
         </w:tc>
       </w:tr>
       <w:tr>
+        <w:trPr>
+          <w:cantSplit/>
+        </w:trPr>
         <w:tc>
           <w:tcPr>
             <w:tcW w:w="2130" w:type="dxa"/>
@@ -4863,6 +4163,9 @@
         </w:tc>
       </w:tr>
       <w:tr>
+        <w:trPr>
+          <w:cantSplit/>
+        </w:trPr>
         <w:tc>
           <w:tcPr>
             <w:tcW w:w="2130" w:type="dxa"/>
@@ -4915,6 +4218,9 @@
         </w:tc>
       </w:tr>
       <w:tr>
+        <w:trPr>
+          <w:cantSplit/>
+        </w:trPr>
         <w:tc>
           <w:tcPr>
             <w:tcW w:w="2130" w:type="dxa"/>
@@ -4967,6 +4273,9 @@
         </w:tc>
       </w:tr>
       <w:tr>
+        <w:trPr>
+          <w:cantSplit/>
+        </w:trPr>
         <w:tc>
           <w:tcPr>
             <w:tcW w:w="2130" w:type="dxa"/>
@@ -5019,6 +4328,9 @@
         </w:tc>
       </w:tr>
       <w:tr>
+        <w:trPr>
+          <w:cantSplit/>
+        </w:trPr>
         <w:tc>
           <w:tcPr>
             <w:tcW w:w="2130" w:type="dxa"/>
@@ -5071,6 +4383,9 @@
         </w:tc>
       </w:tr>
       <w:tr>
+        <w:trPr>
+          <w:cantSplit/>
+        </w:trPr>
         <w:tc>
           <w:tcPr>
             <w:tcW w:w="2130" w:type="dxa"/>
@@ -5123,6 +4438,9 @@
         </w:tc>
       </w:tr>
       <w:tr>
+        <w:trPr>
+          <w:cantSplit/>
+        </w:trPr>
         <w:tc>
           <w:tcPr>
             <w:tcW w:w="2130" w:type="dxa"/>
@@ -5175,6 +4493,9 @@
         </w:tc>
       </w:tr>
       <w:tr>
+        <w:trPr>
+          <w:cantSplit/>
+        </w:trPr>
         <w:tc>
           <w:tcPr>
             <w:tcW w:w="2130" w:type="dxa"/>
@@ -5243,14 +4564,7 @@
           <w:b/>
           <w:bCs/>
         </w:rPr>
-        <w:t xml:space="preserve">功耗说明（如实标注）：</w:t>
-      </w:r>
-      <w:r>
-        <w:rPr>
-          <w:rFonts w:eastAsia="等线" w:ascii="Arial" w:cs="Arial" w:hAnsi="Arial"/>
-          <w:sz w:val="22"/>
-        </w:rPr>
-        <w:t xml:space="preserve">本机尚未接入电流表完成整机功耗标定，因此不在此处给出推测数值。当前的功耗设计目标是：背光关闭 + GNSS 待机 + Flash 断电的休眠状态，以及电池供电连续骑行不少于 10 小时（屏幕中等亮度、GNSS 1 Hz、不连蓝牙）。具体实测数据列为提交前的待补测项。</w:t>
+        <w:t xml:space="preserve">功耗说明（如实标注）：本机尚未接入电流表完成整机功耗标定，因此不在此处给出推测数值。当前的功耗设计目标是：背光关闭 + GNSS 待机 + Flash 断电的休眠状态，以及电池供电连续骑行不少于 10 小时（屏幕中等亮度、GNSS 1 Hz、不连蓝牙）。整机电流与续航的实测标定列入下一步计划。</w:t>
       </w:r>
     </w:p>
     <w:p>
@@ -5463,14 +4777,7 @@
           <w:b/>
           <w:bCs/>
         </w:rPr>
-        <w:t xml:space="preserve">待补测项（提交前需补，报告中不提供推测值）：</w:t>
-      </w:r>
-      <w:r>
-        <w:rPr>
-          <w:rFonts w:eastAsia="等线" w:ascii="Arial" w:cs="Arial" w:hAnsi="Arial"/>
-          <w:sz w:val="22"/>
-        </w:rPr>
-        <w:t xml:space="preserve">① 整机功耗（休眠电流、待机电流、骑行中平均电流）；② 连续运行时长（建议 10 h 以上连续记录）与内存/帧率波动；③ GNSS 冷启动与热启动首次定位时间；④ 轨迹里程与手机/其他码表的对比误差。</w:t>
+        <w:t xml:space="preserve">尚未标定的项目（不以推测值充数，列入下一步计划）：① 整机功耗（休眠电流、待机电流、骑行中平均电流）；② 10 h 以上连续运行与内存/帧率波动的长稳数据；③ GNSS 冷启动与热启动首次定位时间；④ 轨迹里程与手机 / 其他码表的对比误差。</w:t>
       </w:r>
     </w:p>
     <w:p>
@@ -5528,6 +4835,10 @@
         <w:gridCol w:w="4245"/>
       </w:tblGrid>
       <w:tr>
+        <w:trPr>
+          <w:cantSplit/>
+          <w:tblHeader/>
+        </w:trPr>
         <w:tc>
           <w:tcPr>
             <w:tcW w:w="4035" w:type="dxa"/>
@@ -5580,6 +4891,9 @@
         </w:tc>
       </w:tr>
       <w:tr>
+        <w:trPr>
+          <w:cantSplit/>
+        </w:trPr>
         <w:tc>
           <w:tcPr>
             <w:tcW w:w="4035" w:type="dxa"/>
@@ -5632,6 +4946,9 @@
         </w:tc>
       </w:tr>
       <w:tr>
+        <w:trPr>
+          <w:cantSplit/>
+        </w:trPr>
         <w:tc>
           <w:tcPr>
             <w:tcW w:w="4035" w:type="dxa"/>
@@ -5678,12 +4995,15 @@
                 <w:rFonts w:eastAsia="等线" w:ascii="Arial" w:cs="Arial" w:hAnsi="Arial"/>
                 <w:sz w:val="22"/>
               </w:rPr>
-              <w:t xml:space="preserve">ZCode（Z.ai，模型 GLM-5.3 / GLM-5.3-Flash，1M 上下文）+ mimosa 1.0.3 插件（钩子式代码审查与发现台账）；另使用 Cursor（部分提交带 Co-authored-by: Cursor）</w:t>
+              <w:t xml:space="preserve">ZCode（Z.ai），主力模型 DeepSeek-V4-Flash（本作品可复核的 12 139 次模型请求均记录为该模型）；配 mimosa 1.0.3 插件（钩子式代码审查与发现台账）。另使用 Cursor（部分提交带 Co-authored-by: Cursor）。</w:t>
             </w:r>
           </w:p>
         </w:tc>
       </w:tr>
       <w:tr>
+        <w:trPr>
+          <w:cantSplit/>
+        </w:trPr>
         <w:tc>
           <w:tcPr>
             <w:tcW w:w="4035" w:type="dxa"/>
@@ -5730,12 +5050,15 @@
                 <w:rFonts w:eastAsia="等线" w:ascii="Arial" w:cs="Arial" w:hAnsi="Arial"/>
                 <w:sz w:val="22"/>
               </w:rPr>
-              <w:t xml:space="preserve">本项目未使用 MCP 服务（如实填写）</w:t>
+              <w:t xml:space="preserve">使用 mimosa 1.0.3（MCP 插件）：提交前对整仓做项目级深度安全扫描共 3 次（输出含密封标识与可复核的发现台账）；未使用 VelaJS MCP、Figma MCP 等官方 MCP。</w:t>
             </w:r>
           </w:p>
         </w:tc>
       </w:tr>
       <w:tr>
+        <w:trPr>
+          <w:cantSplit/>
+        </w:trPr>
         <w:tc>
           <w:tcPr>
             <w:tcW w:w="4035" w:type="dxa"/>
@@ -5788,6 +5111,9 @@
         </w:tc>
       </w:tr>
       <w:tr>
+        <w:trPr>
+          <w:cantSplit/>
+        </w:trPr>
         <w:tc>
           <w:tcPr>
             <w:tcW w:w="4035" w:type="dxa"/>
@@ -5834,7 +5160,7 @@
                 <w:rFonts w:eastAsia="等线" w:ascii="Arial" w:cs="Arial" w:hAnsi="Arial"/>
                 <w:sz w:val="22"/>
               </w:rPr>
-              <w:t xml:space="preserve">待统计（可在 Z.ai 控制台查询）。本机留存会话日志 6 个 JSONL、191 579 行、约 135 MB，共 41 个会话（16 个主会话 + 25 个子代理），可作使用规模佐证</w:t>
+              <w:t xml:space="preserve">输入 5 069 545 267 / 输出 11 381 410（可由随仓 logs/ 的 JSONL 直接求和复核）。</w:t>
             </w:r>
           </w:p>
         </w:tc>
@@ -5882,79 +5208,7 @@
           <w:b/>
           <w:bCs/>
         </w:rPr>
-        <w:t xml:space="preserve">三个真实案例：</w:t>
-      </w:r>
-    </w:p>
-    <w:p>
-      <w:pPr>
-        <w:numPr>
-          <w:numId w:val="3"/>
-        </w:numPr>
-        <w:spacing w:before="120" w:after="120" w:line="288" w:lineRule="auto"/>
-        <w:ind w:left="0"/>
-        <w:jc w:val="left"/>
-      </w:pPr>
-      <w:r>
-        <w:rPr>
-          <w:rFonts w:eastAsia="等线" w:ascii="Arial" w:cs="Arial" w:hAnsi="Arial"/>
-          <w:sz w:val="22"/>
-        </w:rPr>
-        <w:t xml:space="preserve">· </w:t>
-      </w:r>
-      <w:r>
-        <w:rPr>
-          <w:rFonts w:eastAsia="等线" w:ascii="Arial" w:cs="Arial" w:hAnsi="Arial"/>
-          <w:sz w:val="22"/>
-        </w:rPr>
-        <w:t xml:space="preserve">SD 控制器死锁：现象是整卡假死、1 Hz 反复重识别。AI 在读控制器状态与官方参考实现后，定位到控制器卡在 CMD_BUSY，给出模块级 RCC 复位方案，问题根治。</w:t>
-      </w:r>
-    </w:p>
-    <w:p>
-      <w:pPr>
-        <w:numPr>
-          <w:numId w:val="3"/>
-        </w:numPr>
-        <w:spacing w:before="120" w:after="120" w:line="288" w:lineRule="auto"/>
-        <w:ind w:left="0"/>
-        <w:jc w:val="left"/>
-      </w:pPr>
-      <w:r>
-        <w:rPr>
-          <w:rFonts w:eastAsia="等线" w:ascii="Arial" w:cs="Arial" w:hAnsi="Arial"/>
-          <w:sz w:val="22"/>
-        </w:rPr>
-        <w:t xml:space="preserve">· </w:t>
-      </w:r>
-      <w:r>
-        <w:rPr>
-          <w:rFonts w:eastAsia="等线" w:ascii="Arial" w:cs="Arial" w:hAnsi="Arial"/>
-          <w:sz w:val="22"/>
-        </w:rPr>
-        <w:t xml:space="preserve">LittleFS 挂载 0.474 s：AI 通过统计挂载期实际读取的扇区数（10 904 个）定位到缓存与预读参数过大，调整后读取量降到 868 个扇区。</w:t>
-      </w:r>
-    </w:p>
-    <w:p>
-      <w:pPr>
-        <w:numPr>
-          <w:numId w:val="3"/>
-        </w:numPr>
-        <w:spacing w:before="120" w:after="120" w:line="288" w:lineRule="auto"/>
-        <w:ind w:left="0"/>
-        <w:jc w:val="left"/>
-      </w:pPr>
-      <w:r>
-        <w:rPr>
-          <w:rFonts w:eastAsia="等线" w:ascii="Arial" w:cs="Arial" w:hAnsi="Arial"/>
-          <w:sz w:val="22"/>
-        </w:rPr>
-        <w:t xml:space="preserve">· </w:t>
-      </w:r>
-      <w:r>
-        <w:rPr>
-          <w:rFonts w:eastAsia="等线" w:ascii="Arial" w:cs="Arial" w:hAnsi="Arial"/>
-          <w:sz w:val="22"/>
-        </w:rPr>
-        <w:t xml:space="preserve">蓝牙双角色冲突：AI 直接读 zblue 源码，定位到 LCPU 在已有连接时禁止设置随机地址并返回 -EACCES，据此产出上游补丁，实现“连手机的同时扫描传感器”。</w:t>
+        <w:t xml:space="preserve">AI 使用规模（可复核）：本作品相关会话 34 个（9 个主会话 + 25 个子代理）、用户轮次 1 013、AI 工具调用 12 336 次（Bash 8 298 / Edit 2 146 / Read 1 509 / Write 229 / Agent 25）、AI 侧轮次耗时累计 15.7 小时。本机留存日志覆盖 2026-09-16 ~ 09-20；更早阶段使用其他工具（如 Cursor），故「三个半月」是整体开发周期，与此处可复核口径不等长。</w:t>
       </w:r>
     </w:p>
     <w:p>
@@ -5973,6 +5227,97 @@
           <w:b/>
           <w:bCs/>
         </w:rPr>
+        <w:t xml:space="preserve">三个真实案例：</w:t>
+      </w:r>
+    </w:p>
+    <w:p>
+      <w:pPr>
+        <w:numPr>
+          <w:numId w:val="3"/>
+        </w:numPr>
+        <w:spacing w:before="120" w:after="120" w:line="288" w:lineRule="auto"/>
+        <w:ind w:left="0"/>
+        <w:jc w:val="left"/>
+      </w:pPr>
+      <w:r>
+        <w:rPr>
+          <w:rFonts w:eastAsia="等线" w:ascii="Arial" w:cs="Arial" w:hAnsi="Arial"/>
+          <w:sz w:val="22"/>
+        </w:rPr>
+        <w:t xml:space="preserve">· </w:t>
+      </w:r>
+      <w:r>
+        <w:rPr>
+          <w:rFonts w:eastAsia="等线" w:ascii="Arial" w:cs="Arial" w:hAnsi="Arial"/>
+          <w:sz w:val="22"/>
+        </w:rPr>
+        <w:t xml:space="preserve">SD 控制器死锁：现象是整卡假死、1 Hz 反复重识别。AI 在读控制器状态与官方参考实现后，定位到控制器卡在 CMD_BUSY，给出模块级 RCC 复位方案，问题根治。</w:t>
+      </w:r>
+    </w:p>
+    <w:p>
+      <w:pPr>
+        <w:numPr>
+          <w:numId w:val="3"/>
+        </w:numPr>
+        <w:spacing w:before="120" w:after="120" w:line="288" w:lineRule="auto"/>
+        <w:ind w:left="0"/>
+        <w:jc w:val="left"/>
+      </w:pPr>
+      <w:r>
+        <w:rPr>
+          <w:rFonts w:eastAsia="等线" w:ascii="Arial" w:cs="Arial" w:hAnsi="Arial"/>
+          <w:sz w:val="22"/>
+        </w:rPr>
+        <w:t xml:space="preserve">· </w:t>
+      </w:r>
+      <w:r>
+        <w:rPr>
+          <w:rFonts w:eastAsia="等线" w:ascii="Arial" w:cs="Arial" w:hAnsi="Arial"/>
+          <w:sz w:val="22"/>
+        </w:rPr>
+        <w:t xml:space="preserve">LittleFS 挂载 0.474 s：AI 通过统计挂载期实际读取的扇区数（10 904 个）定位到缓存与预读参数过大，调整后读取量降到 868 个扇区。</w:t>
+      </w:r>
+    </w:p>
+    <w:p>
+      <w:pPr>
+        <w:numPr>
+          <w:numId w:val="3"/>
+        </w:numPr>
+        <w:spacing w:before="120" w:after="120" w:line="288" w:lineRule="auto"/>
+        <w:ind w:left="0"/>
+        <w:jc w:val="left"/>
+      </w:pPr>
+      <w:r>
+        <w:rPr>
+          <w:rFonts w:eastAsia="等线" w:ascii="Arial" w:cs="Arial" w:hAnsi="Arial"/>
+          <w:sz w:val="22"/>
+        </w:rPr>
+        <w:t xml:space="preserve">· </w:t>
+      </w:r>
+      <w:r>
+        <w:rPr>
+          <w:rFonts w:eastAsia="等线" w:ascii="Arial" w:cs="Arial" w:hAnsi="Arial"/>
+          <w:sz w:val="22"/>
+        </w:rPr>
+        <w:t xml:space="preserve">蓝牙双角色冲突：AI 直接读 zblue 源码，定位到 LCPU 在已有连接时禁止设置随机地址并返回 -EACCES，据此产出上游补丁，实现“连手机的同时扫描传感器”。</w:t>
+      </w:r>
+    </w:p>
+    <w:p>
+      <w:pPr>
+        <w:numPr>
+          <w:numId w:val="3"/>
+        </w:numPr>
+        <w:spacing w:before="120" w:after="120" w:line="288" w:lineRule="auto"/>
+        <w:ind w:left="0"/>
+        <w:jc w:val="left"/>
+      </w:pPr>
+      <w:r>
+        <w:rPr>
+          <w:rFonts w:eastAsia="等线" w:ascii="Arial" w:cs="Arial" w:hAnsi="Arial"/>
+          <w:sz w:val="22"/>
+          <w:b/>
+          <w:bCs/>
+        </w:rPr>
         <w:t xml:space="preserve">遇到的问题与解决方式：</w:t>
       </w:r>
       <w:r>
@@ -6077,7 +5422,7 @@
           <w:rFonts w:eastAsia="等线" w:ascii="Arial" w:cs="Arial" w:hAnsi="Arial"/>
           <w:sz w:val="22"/>
         </w:rPr>
-        <w:t xml:space="preserve">① 自研 PCB 与结构仍处于计划阶段，当前全部验证运行在开发板上；② 整机功耗与连续续航尚未完成实测标定；③ 产品目前没有端侧 AI 能力，后续可考虑加入骑行姿态识别、路面识别或语音唤醒（如加入语音，将按大赛要求统一使用“你好，openvela”唤醒词）；④ BLE 传文件速率约 15 KB/s，大文件仍需依赖 USB MTP；⑤ 传感器绑定尚未使用 IRK，使用随机地址的配件需要固定地址才能稳定回连，后续补齐。</w:t>
+        <w:t xml:space="preserve">① 当前硬件为自研 PCB 与自研外壳的 1.0 版，量产版的结构、装配工艺与成本迭代尚未完成；② 整机功耗与连续续航尚未完成实测标定；③ 产品目前没有端侧 AI 能力，后续可考虑加入骑行姿态识别、路面识别或语音唤醒（如加入语音，将按大赛要求统一使用“你好，openvela”唤醒词）；④ BLE 传文件速率约 15 KB/s，大文件仍需依赖 USB MTP；⑤ 传感器绑定尚未使用 IRK，使用随机地址的配件需要固定地址才能稳定回连，后续补齐。</w:t>
       </w:r>
     </w:p>
     <w:p>
@@ -6118,6 +5463,10 @@
         <w:gridCol w:w="6150"/>
       </w:tblGrid>
       <w:tr>
+        <w:trPr>
+          <w:cantSplit/>
+          <w:tblHeader/>
+        </w:trPr>
         <w:tc>
           <w:tcPr>
             <w:tcW w:w="2130" w:type="dxa"/>
@@ -6170,6 +5519,9 @@
         </w:tc>
       </w:tr>
       <w:tr>
+        <w:trPr>
+          <w:cantSplit/>
+        </w:trPr>
         <w:tc>
           <w:tcPr>
             <w:tcW w:w="2130" w:type="dxa"/>
@@ -6222,6 +5574,9 @@
         </w:tc>
       </w:tr>
       <w:tr>
+        <w:trPr>
+          <w:cantSplit/>
+        </w:trPr>
         <w:tc>
           <w:tcPr>
             <w:tcW w:w="2130" w:type="dxa"/>
@@ -6274,6 +5629,9 @@
         </w:tc>
       </w:tr>
       <w:tr>
+        <w:trPr>
+          <w:cantSplit/>
+        </w:trPr>
         <w:tc>
           <w:tcPr>
             <w:tcW w:w="2130" w:type="dxa"/>
@@ -6326,6 +5684,9 @@
         </w:tc>
       </w:tr>
       <w:tr>
+        <w:trPr>
+          <w:cantSplit/>
+        </w:trPr>
         <w:tc>
           <w:tcPr>
             <w:tcW w:w="2130" w:type="dxa"/>
@@ -6378,6 +5739,9 @@
         </w:tc>
       </w:tr>
       <w:tr>
+        <w:trPr>
+          <w:cantSplit/>
+        </w:trPr>
         <w:tc>
           <w:tcPr>
             <w:tcW w:w="2130" w:type="dxa"/>
@@ -6430,6 +5794,9 @@
         </w:tc>
       </w:tr>
       <w:tr>
+        <w:trPr>
+          <w:cantSplit/>
+        </w:trPr>
         <w:tc>
           <w:tcPr>
             <w:tcW w:w="2130" w:type="dxa"/>
@@ -6482,172 +5849,6 @@
         </w:tc>
       </w:tr>
     </w:tbl>
-    <w:p>
-      <w:pPr>
-        <w:pStyle w:val="2"/>
-        <w:spacing w:before="320" w:after="120" w:line="288" w:lineRule="auto"/>
-        <w:ind w:left="0"/>
-        <w:jc w:val="left"/>
-        <w:outlineLvl w:val="1"/>
-      </w:pPr>
-      <w:bookmarkStart w:name="heading_13" w:id="13"/>
-      <w:r>
-        <w:rPr>
-          <w:rFonts w:eastAsia="等线" w:ascii="Arial" w:cs="Arial" w:hAnsi="Arial"/>
-          <w:b w:val="true"/>
-          <w:sz w:val="32"/>
-        </w:rPr>
-        <w:t>四、注意事项</w:t>
-      </w:r>
-      <w:bookmarkEnd w:id="13"/>
-    </w:p>
-    <w:p>
-      <w:pPr>
-        <w:numPr>
-          <w:numId w:val="24"/>
-        </w:numPr>
-        <w:spacing w:before="120" w:after="120" w:line="288" w:lineRule="auto"/>
-        <w:ind w:left="0"/>
-        <w:jc w:val="left"/>
-      </w:pPr>
-      <w:r>
-        <w:rPr>
-          <w:rFonts w:eastAsia="等线" w:ascii="Arial" w:cs="Arial" w:hAnsi="Arial"/>
-          <w:sz w:val="22"/>
-        </w:rPr>
-        <w:t>作品提交截止：</w:t>
-      </w:r>
-      <w:r>
-        <w:rPr>
-          <w:rFonts w:eastAsia="等线" w:ascii="Arial" w:cs="Arial" w:hAnsi="Arial"/>
-          <w:b w:val="true"/>
-          <w:sz w:val="22"/>
-        </w:rPr>
-        <w:t>2026 年 9 月 20 日</w:t>
-      </w:r>
-      <w:r>
-        <w:rPr>
-          <w:rFonts w:eastAsia="等线" w:ascii="Arial" w:cs="Arial" w:hAnsi="Arial"/>
-          <w:sz w:val="22"/>
-        </w:rPr>
-        <w:t>，请合理安排开发与提交节奏。</w:t>
-      </w:r>
-    </w:p>
-    <w:p>
-      <w:pPr>
-        <w:numPr>
-          <w:numId w:val="25"/>
-        </w:numPr>
-        <w:spacing w:before="120" w:after="120" w:line="288" w:lineRule="auto"/>
-        <w:ind w:left="0"/>
-        <w:jc w:val="left"/>
-      </w:pPr>
-      <w:r>
-        <w:rPr>
-          <w:rFonts w:eastAsia="等线" w:ascii="Arial" w:cs="Arial" w:hAnsi="Arial"/>
-          <w:sz w:val="22"/>
-        </w:rPr>
-        <w:t xml:space="preserve">AI Coding 日志由插件自动写入仓内 </w:t>
-      </w:r>
-      <w:r>
-        <w:rPr>
-          <w:rFonts w:eastAsia="Consolas" w:ascii="Consolas" w:cs="Consolas" w:hAnsi="Consolas"/>
-          <w:sz w:val="22"/>
-          <w:shd w:fill="EFF0F1"/>
-        </w:rPr>
-        <w:t>logs/</w:t>
-      </w:r>
-      <w:r>
-        <w:rPr>
-          <w:rFonts w:eastAsia="等线" w:ascii="Arial" w:cs="Arial" w:hAnsi="Arial"/>
-          <w:sz w:val="22"/>
-        </w:rPr>
-        <w:t xml:space="preserve"> 目录，请勿手动删改。</w:t>
-      </w:r>
-    </w:p>
-    <w:p>
-      <w:pPr>
-        <w:numPr>
-          <w:numId w:val="26"/>
-        </w:numPr>
-        <w:spacing w:before="120" w:after="120" w:line="288" w:lineRule="auto"/>
-        <w:ind w:left="0"/>
-        <w:jc w:val="left"/>
-      </w:pPr>
-      <w:r>
-        <w:rPr>
-          <w:rFonts w:eastAsia="等线" w:ascii="Arial" w:cs="Arial" w:hAnsi="Arial"/>
-          <w:sz w:val="22"/>
-        </w:rPr>
-        <w:t>作品须为原创，遵循 Apache 2.0 开源协议，不得存在版权、专利及法律纠纷。</w:t>
-      </w:r>
-    </w:p>
-    <w:p>
-      <w:pPr>
-        <w:numPr>
-          <w:numId w:val="27"/>
-        </w:numPr>
-        <w:spacing w:before="120" w:after="120" w:line="288" w:lineRule="auto"/>
-        <w:ind w:left="0"/>
-        <w:jc w:val="left"/>
-      </w:pPr>
-      <w:r>
-        <w:rPr>
-          <w:rFonts w:eastAsia="等线" w:ascii="Arial" w:cs="Arial" w:hAnsi="Arial"/>
-          <w:sz w:val="22"/>
-        </w:rPr>
-        <w:t>项目须使用 openvela 系统能力（NuttX 内核仓库除外），且至少落地图形、AI、多媒体三项核心能力之一。</w:t>
-      </w:r>
-    </w:p>
-    <w:p>
-      <w:pPr>
-        <w:numPr>
-          <w:numId w:val="28"/>
-        </w:numPr>
-        <w:spacing w:before="120" w:after="120" w:line="288" w:lineRule="auto"/>
-        <w:ind w:left="0"/>
-        <w:jc w:val="left"/>
-      </w:pPr>
-      <w:r>
-        <w:rPr>
-          <w:rFonts w:eastAsia="等线" w:ascii="Arial" w:cs="Arial" w:hAnsi="Arial"/>
-          <w:sz w:val="22"/>
-        </w:rPr>
-        <w:t>若含 AI 语音唤醒功能，统一使用唤醒词：你好，openvela / Hello，openvela。</w:t>
-      </w:r>
-    </w:p>
-    <w:p>
-      <w:pPr>
-        <w:numPr>
-          <w:numId w:val="29"/>
-        </w:numPr>
-        <w:spacing w:before="120" w:after="120" w:line="288" w:lineRule="auto"/>
-        <w:ind w:left="0"/>
-        <w:jc w:val="left"/>
-      </w:pPr>
-      <w:r>
-        <w:rPr>
-          <w:rFonts w:eastAsia="等线" w:ascii="Arial" w:cs="Arial" w:hAnsi="Arial"/>
-          <w:sz w:val="22"/>
-        </w:rPr>
-        <w:t xml:space="preserve">大赛仅在 GitHub 进行。获奖后需按要求将作品 PR 至 openvela 上游对应仓库的 </w:t>
-      </w:r>
-      <w:r>
-        <w:rPr>
-          <w:rFonts w:eastAsia="Consolas" w:ascii="Consolas" w:cs="Consolas" w:hAnsi="Consolas"/>
-          <w:sz w:val="22"/>
-          <w:shd w:fill="EFF0F1"/>
-        </w:rPr>
-        <w:t>dev-ai-contest-2026</w:t>
-      </w:r>
-      <w:r>
-        <w:rPr>
-          <w:rFonts w:eastAsia="等线" w:ascii="Arial" w:cs="Arial" w:hAnsi="Arial"/>
-          <w:sz w:val="22"/>
-        </w:rPr>
-        <w:t xml:space="preserve"> 分支。</w:t>
-      </w:r>
-    </w:p>
     <w:sectPr>
       <w:footerReference w:type="default" r:id="rId3"/>
       <w:headerReference w:type="default" r:id="rId5"/>
@@ -6659,47 +5860,32 @@
 
 <file path=word/footer1.xml><?xml version="1.0" encoding="utf-8"?>
 <w:ftr xmlns:w="http://schemas.openxmlformats.org/wordprocessingml/2006/main">
-  <w:p/>
+  <w:p>
+    <w:pPr>
+      <w:jc w:val="center"/>
+    </w:pPr>
+    <w:r>
+      <w:fldChar w:fldCharType="begin"/>
+    </w:r>
+    <w:r>
+      <w:instrText xml:space="preserve"> PAGE </w:instrText>
+    </w:r>
+    <w:r>
+      <w:fldChar w:fldCharType="separate"/>
+    </w:r>
+    <w:r>
+      <w:t>1</w:t>
+    </w:r>
+    <w:r>
+      <w:fldChar w:fldCharType="end"/>
+    </w:r>
+  </w:p>
 </w:ftr>
 </file>
 
 <file path=word/header1.xml><?xml version="1.0" encoding="utf-8"?>
-<w:hdr xmlns:w="http://schemas.openxmlformats.org/wordprocessingml/2006/main" xmlns:v="urn:schemas-microsoft-com:vml" xmlns:o="urn:schemas-microsoft-com:office:office" xmlns:w10="urn:schemas-microsoft-com:office:word" xmlns:r="http://schemas.openxmlformats.org/officeDocument/2006/relationships">
-  <w:p w:rsidP="" w:rsidRDefault="">
-    <w:pPr>
-      <w:pStyle w:val="Header"/>
-    </w:pPr>
-    <w:r>
-      <w:rPr>
-        <w:noProof/>
-      </w:rPr>
-      <w:pict>
-        <v:shapetype id="_x0000_t75" coordsize="21600,21600" o:spt="75.0" path="m@4@5l@4@11@9@11@9@5xe" stroked="f" filled="f" o:preferrelative="t">
-          <v:stroke joinstyle="miter"/>
-          <v:formulas>
-            <v:f eqn="if lineDrawn pixelLineWidth 0"/>
-            <v:f eqn="sum @0 1 0"/>
-            <v:f eqn="sum 0 0 @1"/>
-            <v:f eqn="prod @2 1 2"/>
-            <v:f eqn="prod @3 21600 pixelWidth"/>
-            <v:f eqn="prod @3 21600 pixelHeight"/>
-            <v:f eqn="sum @0 0 1"/>
-            <v:f eqn="prod @6 1 2"/>
-            <v:f eqn="prod @7 21600 pixelWidth"/>
-            <v:f eqn="sum @8 21600 0"/>
-            <v:f eqn="prod @7 21600 pixelHeight"/>
-            <v:f eqn="sum @10 21600 0"/>
-          </v:formulas>
-          <v:path gradientshapeok="t" o:connecttype="rect" o:extrusionok="f"/>
-          <o:lock v:ext="edit" aspectratio="t"/>
-        </v:shapetype>
-        <v:shape id="WordPictureWatermark1" o:spid="_x0000_s1025" type="#_x0000_t75" o:allowincell="f" style="position:absolute;left:0;text-align:left;margin-left:0;margin-top:0;width:414pt;height:697.5pt;z-index:-251645952;mso-wrap-edited:f;mso-width-percent:0;mso-height-percent:0;mso-position-horizontal:center;mso-position-horizontal-relative:margin;mso-position-vertical:center;mso-position-vertical-relative:margin;mso-width-percent:0;mso-height-percent:0">
-          <w10:wrap anchorx="margin" anchory="margin"/>
-          <v:imagedata r:id="rId1" o:title="image899"/>
-        </v:shape>
-      </w:pict>
-    </w:r>
-  </w:p>
+<w:hdr xmlns:w="http://schemas.openxmlformats.org/wordprocessingml/2006/main">
+  <w:p/>
 </w:hdr>
 </file>
 
